--- a/ECON251/Lectures/L07/online quiz revision set.docx
+++ b/ECON251/Lectures/L07/online quiz revision set.docx
@@ -1,6 +1,6 @@
 
 <file path=word/document.xml><?xml version="1.0" encoding="utf-8"?>
-<w:document xmlns:wpc="http://schemas.microsoft.com/office/word/2010/wordprocessingCanvas" xmlns:cx="http://schemas.microsoft.com/office/drawing/2014/chartex" xmlns:cx1="http://schemas.microsoft.com/office/drawing/2015/9/8/chartex" xmlns:cx2="http://schemas.microsoft.com/office/drawing/2015/10/21/chartex" xmlns:cx3="http://schemas.microsoft.com/office/drawing/2016/5/9/chartex" xmlns:cx4="http://schemas.microsoft.com/office/drawing/2016/5/10/chartex" xmlns:cx5="http://schemas.microsoft.com/office/drawing/2016/5/11/chartex" xmlns:cx6="http://schemas.microsoft.com/office/drawing/2016/5/12/chartex" xmlns:cx7="http://schemas.microsoft.com/office/drawing/2016/5/13/chartex" xmlns:cx8="http://schemas.microsoft.com/office/drawing/2016/5/14/chartex" xmlns:mc="http://schemas.openxmlformats.org/markup-compatibility/2006" xmlns:aink="http://schemas.microsoft.com/office/drawing/2016/ink" xmlns:am3d="http://schemas.microsoft.com/office/drawing/2017/model3d" xmlns:o="urn:schemas-microsoft-com:office:office" xmlns:oel="http://schemas.microsoft.com/office/2019/extlst" xmlns:r="http://schemas.openxmlformats.org/officeDocument/2006/relationships" xmlns:m="http://schemas.openxmlformats.org/officeDocument/2006/math" xmlns:v="urn:schemas-microsoft-com:vml" xmlns:wp14="http://schemas.microsoft.com/office/word/2010/wordprocessingDrawing" xmlns:wp="http://schemas.openxmlformats.org/drawingml/2006/wordprocessingDrawing" xmlns:w10="urn:schemas-microsoft-com:office:word" xmlns:w="http://schemas.openxmlformats.org/wordprocessingml/2006/main" xmlns:w14="http://schemas.microsoft.com/office/word/2010/wordml" xmlns:w15="http://schemas.microsoft.com/office/word/2012/wordml" xmlns:w16cex="http://schemas.microsoft.com/office/word/2018/wordml/cex" xmlns:w16cid="http://schemas.microsoft.com/office/word/2016/wordml/cid" xmlns:w16="http://schemas.microsoft.com/office/word/2018/wordml" xmlns:w16du="http://schemas.microsoft.com/office/word/2023/wordml/word16du" xmlns:w16sdtdh="http://schemas.microsoft.com/office/word/2020/wordml/sdtdatahash" xmlns:w16sdtfl="http://schemas.microsoft.com/office/word/2024/wordml/sdtformatlock" xmlns:w16se="http://schemas.microsoft.com/office/word/2015/wordml/symex" xmlns:wpg="http://schemas.microsoft.com/office/word/2010/wordprocessingGroup" xmlns:wpi="http://schemas.microsoft.com/office/word/2010/wordprocessingInk" xmlns:wne="http://schemas.microsoft.com/office/word/2006/wordml" xmlns:wps="http://schemas.microsoft.com/office/word/2010/wordprocessingShape" mc:Ignorable="w14 w15 w16se w16cid w16 w16cex w16sdtdh w16sdtfl w16du wp14">
+<w:document xmlns:wpc="http://schemas.microsoft.com/office/word/2010/wordprocessingCanvas" xmlns:cx="http://schemas.microsoft.com/office/drawing/2014/chartex" xmlns:cx1="http://schemas.microsoft.com/office/drawing/2015/9/8/chartex" xmlns:cx2="http://schemas.microsoft.com/office/drawing/2015/10/21/chartex" xmlns:cx3="http://schemas.microsoft.com/office/drawing/2016/5/9/chartex" xmlns:cx4="http://schemas.microsoft.com/office/drawing/2016/5/10/chartex" xmlns:cx5="http://schemas.microsoft.com/office/drawing/2016/5/11/chartex" xmlns:cx6="http://schemas.microsoft.com/office/drawing/2016/5/12/chartex" xmlns:cx7="http://schemas.microsoft.com/office/drawing/2016/5/13/chartex" xmlns:cx8="http://schemas.microsoft.com/office/drawing/2016/5/14/chartex" xmlns:mc="http://schemas.openxmlformats.org/markup-compatibility/2006" xmlns:m="http://schemas.openxmlformats.org/officeDocument/2006/math" xmlns:aink="http://schemas.microsoft.com/office/drawing/2016/ink" xmlns:am3d="http://schemas.microsoft.com/office/drawing/2017/model3d" xmlns:oel="http://schemas.microsoft.com/office/2019/extlst" xmlns:r="http://schemas.openxmlformats.org/officeDocument/2006/relationships" xmlns:wp14="http://schemas.microsoft.com/office/word/2010/wordprocessingDrawing" xmlns:wp="http://schemas.openxmlformats.org/drawingml/2006/wordprocessingDrawing" xmlns:wpg="http://schemas.microsoft.com/office/word/2010/wordprocessingGroup" xmlns:wpi="http://schemas.microsoft.com/office/word/2010/wordprocessingInk" xmlns:wps="http://schemas.microsoft.com/office/word/2010/wordprocessingShape" xmlns:o="urn:schemas-microsoft-com:office:office" xmlns:v="urn:schemas-microsoft-com:vml" xmlns:w10="urn:schemas-microsoft-com:office:word" xmlns:w="http://schemas.openxmlformats.org/wordprocessingml/2006/main" xmlns:w14="http://schemas.microsoft.com/office/word/2010/wordml" xmlns:w15="http://schemas.microsoft.com/office/word/2012/wordml" xmlns:w16cex="http://schemas.microsoft.com/office/word/2018/wordml/cex" xmlns:w16cid="http://schemas.microsoft.com/office/word/2016/wordml/cid" xmlns:w16="http://schemas.microsoft.com/office/word/2018/wordml" xmlns:w16sdtdh="http://schemas.microsoft.com/office/word/2020/wordml/sdtdatahash" xmlns:w16sdtfl="http://schemas.microsoft.com/office/word/2024/wordml/sdtformatlock" xmlns:w16se="http://schemas.microsoft.com/office/word/2015/wordml/symex" xmlns:w16du="http://schemas.microsoft.com/office/word/2023/wordml/word16du" xmlns:wne="http://schemas.microsoft.com/office/word/2006/wordml" mc:Ignorable="w14 w15 w16se w16cid w16 w16cex w16sdtdh w16sdtfl w16du wp14">
   <w:body>
     <w:p>
       <w:pPr>
@@ -245,25 +245,7 @@
           <w:sz w:val="24"/>
           <w:szCs w:val="24"/>
         </w:rPr>
-        <w:t xml:space="preserve">Domestic </w:t>
-      </w:r>
-      <w:r>
-        <w:rPr>
-          <w:rFonts w:ascii="Times New Roman" w:eastAsia="Times New Roman" w:hAnsi="Times New Roman" w:cs="Times New Roman"/>
-          <w:b/>
-          <w:sz w:val="24"/>
-          <w:szCs w:val="24"/>
-        </w:rPr>
-        <w:t>Demand</w:t>
-      </w:r>
-      <w:r>
-        <w:rPr>
-          <w:rFonts w:ascii="Times New Roman" w:eastAsia="Times New Roman" w:hAnsi="Times New Roman" w:cs="Times New Roman"/>
-          <w:b/>
-          <w:sz w:val="24"/>
-          <w:szCs w:val="24"/>
-        </w:rPr>
-        <w:t xml:space="preserve"> Function : Q = 600 – 3P </w:t>
+        <w:t xml:space="preserve">Domestic Demand Function : Q = 600 – 3P </w:t>
       </w:r>
     </w:p>
     <w:p>
@@ -409,20 +391,21 @@
     <w:tbl>
       <w:tblPr>
         <w:tblStyle w:val="TableGrid"/>
-        <w:tblW w:w="0" w:type="auto"/>
+        <w:tblW w:w="10820" w:type="dxa"/>
         <w:tblLook w:val="04A0" w:firstRow="1" w:lastRow="0" w:firstColumn="1" w:lastColumn="0" w:noHBand="0" w:noVBand="1"/>
       </w:tblPr>
       <w:tblGrid>
-        <w:gridCol w:w="1803"/>
-        <w:gridCol w:w="1803"/>
-        <w:gridCol w:w="1803"/>
-        <w:gridCol w:w="1803"/>
-        <w:gridCol w:w="1804"/>
+        <w:gridCol w:w="1676"/>
+        <w:gridCol w:w="1705"/>
+        <w:gridCol w:w="1548"/>
+        <w:gridCol w:w="1368"/>
+        <w:gridCol w:w="1778"/>
+        <w:gridCol w:w="2745"/>
       </w:tblGrid>
       <w:tr>
         <w:tc>
           <w:tcPr>
-            <w:tcW w:w="1803" w:type="dxa"/>
+            <w:tcW w:w="1676" w:type="dxa"/>
           </w:tcPr>
           <w:p>
             <w:r>
@@ -432,7 +415,7 @@
         </w:tc>
         <w:tc>
           <w:tcPr>
-            <w:tcW w:w="1803" w:type="dxa"/>
+            <w:tcW w:w="1705" w:type="dxa"/>
           </w:tcPr>
           <w:p>
             <w:r>
@@ -442,7 +425,7 @@
         </w:tc>
         <w:tc>
           <w:tcPr>
-            <w:tcW w:w="1803" w:type="dxa"/>
+            <w:tcW w:w="1548" w:type="dxa"/>
           </w:tcPr>
           <w:p>
             <w:r>
@@ -452,7 +435,7 @@
         </w:tc>
         <w:tc>
           <w:tcPr>
-            <w:tcW w:w="1803" w:type="dxa"/>
+            <w:tcW w:w="1368" w:type="dxa"/>
           </w:tcPr>
           <w:p>
             <w:r>
@@ -462,17 +445,26 @@
         </w:tc>
         <w:tc>
           <w:tcPr>
-            <w:tcW w:w="1804" w:type="dxa"/>
+            <w:tcW w:w="1778" w:type="dxa"/>
           </w:tcPr>
           <w:p>
             <w:r>
-              <w:t>Govt taxes</w:t>
+              <w:t xml:space="preserve">Govt taxes/spending  </w:t>
             </w:r>
+          </w:p>
+        </w:tc>
+        <w:tc>
+          <w:tcPr>
+            <w:tcW w:w="2745" w:type="dxa"/>
+          </w:tcPr>
+          <w:p>
             <w:r>
-              <w:t xml:space="preserve">/spending </w:t>
+              <w:t>Qty of Trade</w:t>
             </w:r>
+          </w:p>
+          <w:p>
             <w:r>
-              <w:t xml:space="preserve"> </w:t>
+              <w:t xml:space="preserve">(X or M)  </w:t>
             </w:r>
           </w:p>
         </w:tc>
@@ -480,7 +472,7 @@
       <w:tr>
         <w:tc>
           <w:tcPr>
-            <w:tcW w:w="1803" w:type="dxa"/>
+            <w:tcW w:w="1676" w:type="dxa"/>
           </w:tcPr>
           <w:p>
             <w:r>
@@ -491,33 +483,111 @@
         </w:tc>
         <w:tc>
           <w:tcPr>
-            <w:tcW w:w="1803" w:type="dxa"/>
+            <w:tcW w:w="1705" w:type="dxa"/>
           </w:tcPr>
-          <w:p/>
+          <w:p>
+            <w:pPr>
+              <w:rPr>
+                <w:color w:val="EE0000"/>
+              </w:rPr>
+            </w:pPr>
+            <w:r>
+              <w:rPr>
+                <w:color w:val="EE0000"/>
+              </w:rPr>
+              <w:t>$100</w:t>
+            </w:r>
+          </w:p>
         </w:tc>
         <w:tc>
           <w:tcPr>
-            <w:tcW w:w="1803" w:type="dxa"/>
+            <w:tcW w:w="1548" w:type="dxa"/>
           </w:tcPr>
-          <w:p/>
+          <w:p>
+            <w:pPr>
+              <w:rPr>
+                <w:color w:val="EE0000"/>
+              </w:rPr>
+            </w:pPr>
+            <w:r>
+              <w:rPr>
+                <w:color w:val="EE0000"/>
+              </w:rPr>
+              <w:t>300</w:t>
+            </w:r>
+            <w:r>
+              <w:rPr>
+                <w:color w:val="EE0000"/>
+              </w:rPr>
+              <w:t xml:space="preserve"> </w:t>
+            </w:r>
+            <w:r>
+              <w:rPr>
+                <w:color w:val="EE0000"/>
+              </w:rPr>
+              <w:t>(supply)</w:t>
+            </w:r>
+          </w:p>
         </w:tc>
         <w:tc>
           <w:tcPr>
-            <w:tcW w:w="1803" w:type="dxa"/>
+            <w:tcW w:w="1368" w:type="dxa"/>
           </w:tcPr>
-          <w:p/>
+          <w:p>
+            <w:pPr>
+              <w:rPr>
+                <w:color w:val="EE0000"/>
+              </w:rPr>
+            </w:pPr>
+            <w:r>
+              <w:rPr>
+                <w:color w:val="EE0000"/>
+              </w:rPr>
+              <w:t>$30,000</w:t>
+            </w:r>
+          </w:p>
         </w:tc>
         <w:tc>
           <w:tcPr>
-            <w:tcW w:w="1804" w:type="dxa"/>
+            <w:tcW w:w="1778" w:type="dxa"/>
           </w:tcPr>
-          <w:p/>
+          <w:p>
+            <w:pPr>
+              <w:rPr>
+                <w:color w:val="EE0000"/>
+              </w:rPr>
+            </w:pPr>
+            <w:r>
+              <w:rPr>
+                <w:color w:val="EE0000"/>
+              </w:rPr>
+              <w:t>0</w:t>
+            </w:r>
+          </w:p>
+        </w:tc>
+        <w:tc>
+          <w:tcPr>
+            <w:tcW w:w="2745" w:type="dxa"/>
+          </w:tcPr>
+          <w:p>
+            <w:pPr>
+              <w:rPr>
+                <w:color w:val="EE0000"/>
+              </w:rPr>
+            </w:pPr>
+            <w:r>
+              <w:rPr>
+                <w:color w:val="EE0000"/>
+              </w:rPr>
+              <w:t>0</w:t>
+            </w:r>
+          </w:p>
         </w:tc>
       </w:tr>
       <w:tr>
         <w:tc>
           <w:tcPr>
-            <w:tcW w:w="1803" w:type="dxa"/>
+            <w:tcW w:w="1676" w:type="dxa"/>
           </w:tcPr>
           <w:p>
             <w:r>
@@ -532,7 +602,7 @@
         </w:tc>
         <w:tc>
           <w:tcPr>
-            <w:tcW w:w="1803" w:type="dxa"/>
+            <w:tcW w:w="1705" w:type="dxa"/>
           </w:tcPr>
           <w:p>
             <w:r>
@@ -542,27 +612,88 @@
         </w:tc>
         <w:tc>
           <w:tcPr>
-            <w:tcW w:w="1803" w:type="dxa"/>
+            <w:tcW w:w="1548" w:type="dxa"/>
           </w:tcPr>
-          <w:p/>
+          <w:p>
+            <w:pPr>
+              <w:rPr>
+                <w:color w:val="EE0000"/>
+              </w:rPr>
+            </w:pPr>
+            <w:r>
+              <w:rPr>
+                <w:color w:val="EE0000"/>
+              </w:rPr>
+              <w:t>260 (supply)</w:t>
+            </w:r>
+          </w:p>
         </w:tc>
         <w:tc>
           <w:tcPr>
-            <w:tcW w:w="1803" w:type="dxa"/>
+            <w:tcW w:w="1368" w:type="dxa"/>
           </w:tcPr>
-          <w:p/>
+          <w:p>
+            <w:pPr>
+              <w:rPr>
+                <w:color w:val="EE0000"/>
+              </w:rPr>
+            </w:pPr>
+            <w:r>
+              <w:rPr>
+                <w:color w:val="EE0000"/>
+              </w:rPr>
+              <w:t>$20,800</w:t>
+            </w:r>
+          </w:p>
         </w:tc>
         <w:tc>
           <w:tcPr>
-            <w:tcW w:w="1804" w:type="dxa"/>
+            <w:tcW w:w="1778" w:type="dxa"/>
           </w:tcPr>
-          <w:p/>
+          <w:p>
+            <w:pPr>
+              <w:rPr>
+                <w:color w:val="EE0000"/>
+              </w:rPr>
+            </w:pPr>
+            <w:r>
+              <w:rPr>
+                <w:color w:val="EE0000"/>
+              </w:rPr>
+              <w:t>0</w:t>
+            </w:r>
+          </w:p>
+        </w:tc>
+        <w:tc>
+          <w:tcPr>
+            <w:tcW w:w="2745" w:type="dxa"/>
+          </w:tcPr>
+          <w:p>
+            <w:pPr>
+              <w:rPr>
+                <w:color w:val="EE0000"/>
+              </w:rPr>
+            </w:pPr>
+            <w:r>
+              <w:rPr>
+                <w:color w:val="EE0000"/>
+              </w:rPr>
+              <w:t>360 – 260 = 100</w:t>
+            </w:r>
+            <w:r>
+              <w:rPr>
+                <w:color w:val="EE0000"/>
+              </w:rPr>
+              <w:br/>
+              <w:t>M = 100</w:t>
+            </w:r>
+          </w:p>
         </w:tc>
       </w:tr>
       <w:tr>
         <w:tc>
           <w:tcPr>
-            <w:tcW w:w="1803" w:type="dxa"/>
+            <w:tcW w:w="1676" w:type="dxa"/>
           </w:tcPr>
           <w:p>
             <w:r>
@@ -573,33 +704,118 @@
         </w:tc>
         <w:tc>
           <w:tcPr>
-            <w:tcW w:w="1803" w:type="dxa"/>
+            <w:tcW w:w="1705" w:type="dxa"/>
           </w:tcPr>
-          <w:p/>
+          <w:p>
+            <w:pPr>
+              <w:rPr>
+                <w:color w:val="EE0000"/>
+              </w:rPr>
+            </w:pPr>
+            <w:r>
+              <w:rPr>
+                <w:color w:val="EE0000"/>
+              </w:rPr>
+              <w:t>1.25 x $80 = $100</w:t>
+            </w:r>
+          </w:p>
         </w:tc>
         <w:tc>
           <w:tcPr>
-            <w:tcW w:w="1803" w:type="dxa"/>
+            <w:tcW w:w="1548" w:type="dxa"/>
           </w:tcPr>
-          <w:p/>
+          <w:p>
+            <w:pPr>
+              <w:rPr>
+                <w:color w:val="EE0000"/>
+              </w:rPr>
+            </w:pPr>
+            <w:r>
+              <w:rPr>
+                <w:color w:val="EE0000"/>
+              </w:rPr>
+              <w:t>300 (supply)</w:t>
+            </w:r>
+          </w:p>
         </w:tc>
         <w:tc>
           <w:tcPr>
-            <w:tcW w:w="1803" w:type="dxa"/>
+            <w:tcW w:w="1368" w:type="dxa"/>
           </w:tcPr>
-          <w:p/>
+          <w:p>
+            <w:pPr>
+              <w:rPr>
+                <w:color w:val="EE0000"/>
+              </w:rPr>
+            </w:pPr>
+            <w:r>
+              <w:rPr>
+                <w:color w:val="EE0000"/>
+              </w:rPr>
+              <w:t>$30,100</w:t>
+            </w:r>
+          </w:p>
         </w:tc>
         <w:tc>
           <w:tcPr>
-            <w:tcW w:w="1804" w:type="dxa"/>
+            <w:tcW w:w="1778" w:type="dxa"/>
           </w:tcPr>
-          <w:p/>
+          <w:p>
+            <w:pPr>
+              <w:rPr>
+                <w:color w:val="EE0000"/>
+              </w:rPr>
+            </w:pPr>
+            <w:r>
+              <w:rPr>
+                <w:color w:val="EE0000"/>
+              </w:rPr>
+              <w:t>0</w:t>
+            </w:r>
+          </w:p>
+        </w:tc>
+        <w:tc>
+          <w:tcPr>
+            <w:tcW w:w="2745" w:type="dxa"/>
+          </w:tcPr>
+          <w:p>
+            <w:pPr>
+              <w:rPr>
+                <w:color w:val="EE0000"/>
+              </w:rPr>
+            </w:pPr>
+            <w:r>
+              <w:rPr>
+                <w:color w:val="EE0000"/>
+              </w:rPr>
+              <w:t xml:space="preserve">300 = 300 </w:t>
+            </w:r>
+          </w:p>
+          <w:p>
+            <w:pPr>
+              <w:rPr>
+                <w:color w:val="EE0000"/>
+              </w:rPr>
+            </w:pPr>
+            <w:r>
+              <w:rPr>
+                <w:color w:val="EE0000"/>
+              </w:rPr>
+              <w:t xml:space="preserve">M = </w:t>
+            </w:r>
+            <w:r>
+              <w:rPr>
+                <w:color w:val="EE0000"/>
+              </w:rPr>
+              <w:t>0</w:t>
+            </w:r>
+          </w:p>
         </w:tc>
       </w:tr>
       <w:tr>
         <w:tc>
           <w:tcPr>
-            <w:tcW w:w="1803" w:type="dxa"/>
+            <w:tcW w:w="1676" w:type="dxa"/>
           </w:tcPr>
           <w:p>
             <w:r>
@@ -610,66 +826,235 @@
         </w:tc>
         <w:tc>
           <w:tcPr>
-            <w:tcW w:w="1803" w:type="dxa"/>
+            <w:tcW w:w="1705" w:type="dxa"/>
           </w:tcPr>
-          <w:p/>
+          <w:p>
+            <w:r>
+              <w:rPr>
+                <w:color w:val="EE0000"/>
+              </w:rPr>
+              <w:t>(600-3</w:t>
+            </w:r>
+            <w:proofErr w:type="gramStart"/>
+            <w:r>
+              <w:rPr>
+                <w:color w:val="EE0000"/>
+              </w:rPr>
+              <w:t>p)-(</w:t>
+            </w:r>
+            <w:proofErr w:type="gramEnd"/>
+            <w:r>
+              <w:rPr>
+                <w:color w:val="EE0000"/>
+              </w:rPr>
+              <w:t>100+2p) = 20</w:t>
+            </w:r>
+            <w:r>
+              <w:rPr>
+                <w:color w:val="EE0000"/>
+              </w:rPr>
+              <w:br/>
+              <w:t>96 = p</w:t>
+            </w:r>
+          </w:p>
         </w:tc>
         <w:tc>
           <w:tcPr>
-            <w:tcW w:w="1803" w:type="dxa"/>
+            <w:tcW w:w="1548" w:type="dxa"/>
           </w:tcPr>
-          <w:p/>
+          <w:p>
+            <w:pPr>
+              <w:rPr>
+                <w:color w:val="EE0000"/>
+              </w:rPr>
+            </w:pPr>
+            <w:r>
+              <w:rPr>
+                <w:color w:val="EE0000"/>
+              </w:rPr>
+              <w:t>292 (supply)</w:t>
+            </w:r>
+          </w:p>
         </w:tc>
         <w:tc>
           <w:tcPr>
-            <w:tcW w:w="1803" w:type="dxa"/>
+            <w:tcW w:w="1368" w:type="dxa"/>
           </w:tcPr>
-          <w:p/>
+          <w:p>
+            <w:pPr>
+              <w:rPr>
+                <w:color w:val="EE0000"/>
+              </w:rPr>
+            </w:pPr>
+            <w:r>
+              <w:rPr>
+                <w:color w:val="EE0000"/>
+              </w:rPr>
+              <w:t>$28,032</w:t>
+            </w:r>
+          </w:p>
         </w:tc>
         <w:tc>
           <w:tcPr>
-            <w:tcW w:w="1804" w:type="dxa"/>
+            <w:tcW w:w="1778" w:type="dxa"/>
           </w:tcPr>
-          <w:p/>
+          <w:p>
+            <w:r>
+              <w:rPr>
+                <w:color w:val="EE0000"/>
+              </w:rPr>
+              <w:t>0</w:t>
+            </w:r>
+          </w:p>
+        </w:tc>
+        <w:tc>
+          <w:tcPr>
+            <w:tcW w:w="2745" w:type="dxa"/>
+          </w:tcPr>
+          <w:p>
+            <w:pPr>
+              <w:rPr>
+                <w:color w:val="EE0000"/>
+              </w:rPr>
+            </w:pPr>
+            <w:r>
+              <w:rPr>
+                <w:color w:val="EE0000"/>
+              </w:rPr>
+              <w:t>312 = 292</w:t>
+            </w:r>
+          </w:p>
+          <w:p>
+            <w:r>
+              <w:rPr>
+                <w:color w:val="EE0000"/>
+              </w:rPr>
+              <w:t xml:space="preserve">M = </w:t>
+            </w:r>
+            <w:r>
+              <w:rPr>
+                <w:color w:val="EE0000"/>
+              </w:rPr>
+              <w:t>20</w:t>
+            </w:r>
+          </w:p>
         </w:tc>
       </w:tr>
       <w:tr>
         <w:tc>
           <w:tcPr>
-            <w:tcW w:w="1803" w:type="dxa"/>
+            <w:tcW w:w="1676" w:type="dxa"/>
           </w:tcPr>
           <w:p>
             <w:r>
-              <w:t xml:space="preserve">Export </w:t>
-            </w:r>
-            <w:r>
-              <w:t xml:space="preserve">target of 50 units </w:t>
+              <w:t xml:space="preserve">Export target of 50 units </w:t>
             </w:r>
           </w:p>
         </w:tc>
         <w:tc>
           <w:tcPr>
-            <w:tcW w:w="1803" w:type="dxa"/>
+            <w:tcW w:w="1705" w:type="dxa"/>
           </w:tcPr>
-          <w:p/>
+          <w:p>
+            <w:pPr>
+              <w:rPr>
+                <w:color w:val="EE0000"/>
+              </w:rPr>
+            </w:pPr>
+            <w:r>
+              <w:rPr>
+                <w:color w:val="EE0000"/>
+              </w:rPr>
+              <w:t>(100+2p) – (600-3p) = 50</w:t>
+            </w:r>
+          </w:p>
+          <w:p>
+            <w:r>
+              <w:rPr>
+                <w:color w:val="EE0000"/>
+              </w:rPr>
+              <w:t xml:space="preserve">p = 110 </w:t>
+            </w:r>
+          </w:p>
         </w:tc>
         <w:tc>
           <w:tcPr>
-            <w:tcW w:w="1803" w:type="dxa"/>
+            <w:tcW w:w="1548" w:type="dxa"/>
           </w:tcPr>
-          <w:p/>
+          <w:p>
+            <w:pPr>
+              <w:rPr>
+                <w:color w:val="EE0000"/>
+              </w:rPr>
+            </w:pPr>
+            <w:r>
+              <w:rPr>
+                <w:color w:val="EE0000"/>
+              </w:rPr>
+              <w:t>320 (supply)</w:t>
+            </w:r>
+          </w:p>
         </w:tc>
         <w:tc>
           <w:tcPr>
-            <w:tcW w:w="1803" w:type="dxa"/>
+            <w:tcW w:w="1368" w:type="dxa"/>
           </w:tcPr>
-          <w:p/>
+          <w:p>
+            <w:pPr>
+              <w:rPr>
+                <w:color w:val="EE0000"/>
+              </w:rPr>
+            </w:pPr>
+            <w:r>
+              <w:rPr>
+                <w:color w:val="EE0000"/>
+              </w:rPr>
+              <w:t>$35,200</w:t>
+            </w:r>
+          </w:p>
         </w:tc>
         <w:tc>
           <w:tcPr>
-            <w:tcW w:w="1804" w:type="dxa"/>
+            <w:tcW w:w="1778" w:type="dxa"/>
           </w:tcPr>
-          <w:p/>
+          <w:p>
+            <w:pPr>
+              <w:rPr>
+                <w:color w:val="EE0000"/>
+              </w:rPr>
+            </w:pPr>
+            <w:r>
+              <w:rPr>
+                <w:color w:val="EE0000"/>
+              </w:rPr>
+              <w:t>$110 - $80 = $30</w:t>
+            </w:r>
+            <w:r>
+              <w:rPr>
+                <w:color w:val="EE0000"/>
+              </w:rPr>
+              <w:br/>
+              <w:t>$30 x 50 = $1500</w:t>
+            </w:r>
+          </w:p>
+        </w:tc>
+        <w:tc>
+          <w:tcPr>
+            <w:tcW w:w="2745" w:type="dxa"/>
+          </w:tcPr>
+          <w:p>
+            <w:pPr>
+              <w:rPr>
+                <w:color w:val="EE0000"/>
+              </w:rPr>
+            </w:pPr>
+            <w:r>
+              <w:rPr>
+                <w:color w:val="EE0000"/>
+              </w:rPr>
+              <w:t>X = 50</w:t>
+            </w:r>
+          </w:p>
         </w:tc>
       </w:tr>
     </w:tbl>
@@ -898,25 +1283,7 @@
         <w:rPr>
           <w:color w:val="auto"/>
         </w:rPr>
-        <w:t xml:space="preserve">; The country started with an initial capital -labour ratio of </w:t>
-      </w:r>
-      <w:r>
-        <w:rPr>
-          <w:color w:val="auto"/>
-        </w:rPr>
-        <w:t>4</w:t>
-      </w:r>
-      <w:r>
-        <w:rPr>
-          <w:color w:val="auto"/>
-        </w:rPr>
-        <w:t xml:space="preserve">: </w:t>
-      </w:r>
-      <w:r>
-        <w:rPr>
-          <w:color w:val="auto"/>
-        </w:rPr>
-        <w:t>2</w:t>
+        <w:t>; The country started with an initial capital -labour ratio of 4: 2</w:t>
       </w:r>
     </w:p>
     <w:p>
@@ -1246,13 +1613,7 @@
               <w:rPr>
                 <w:color w:val="auto"/>
               </w:rPr>
-              <w:t>3</w:t>
-            </w:r>
-            <w:r>
-              <w:rPr>
-                <w:color w:val="auto"/>
-              </w:rPr>
-              <w:t>2</w:t>
+              <w:t>32</w:t>
             </w:r>
           </w:p>
         </w:tc>
@@ -2430,19 +2791,7 @@
           <w:color w:val="auto"/>
         </w:rPr>
         <w:lastRenderedPageBreak/>
-        <w:t xml:space="preserve">Government to revalue the peso to </w:t>
-      </w:r>
-      <w:r>
-        <w:rPr>
-          <w:color w:val="auto"/>
-        </w:rPr>
-        <w:t xml:space="preserve">30 </w:t>
-      </w:r>
-      <w:r>
-        <w:rPr>
-          <w:color w:val="auto"/>
-        </w:rPr>
-        <w:t>000 per USD</w:t>
+        <w:t>Government to revalue the peso to 30 000 per USD</w:t>
       </w:r>
     </w:p>
     <w:p>
@@ -2785,19 +3134,7 @@
         <w:rPr>
           <w:color w:val="auto"/>
         </w:rPr>
-        <w:t>Helps to increase the rate of industri</w:t>
-      </w:r>
-      <w:r>
-        <w:rPr>
-          <w:color w:val="auto"/>
-        </w:rPr>
-        <w:t>a</w:t>
-      </w:r>
-      <w:r>
-        <w:rPr>
-          <w:color w:val="auto"/>
-        </w:rPr>
-        <w:t xml:space="preserve">lisation in the host country </w:t>
+        <w:t xml:space="preserve">Helps to increase the rate of industrialisation in the host country </w:t>
       </w:r>
     </w:p>
     <w:p>
@@ -3219,7 +3556,7 @@
 </file>
 
 <file path=word/numbering.xml><?xml version="1.0" encoding="utf-8"?>
-<w:numbering xmlns:wpc="http://schemas.microsoft.com/office/word/2010/wordprocessingCanvas" xmlns:cx="http://schemas.microsoft.com/office/drawing/2014/chartex" xmlns:cx1="http://schemas.microsoft.com/office/drawing/2015/9/8/chartex" xmlns:cx2="http://schemas.microsoft.com/office/drawing/2015/10/21/chartex" xmlns:cx3="http://schemas.microsoft.com/office/drawing/2016/5/9/chartex" xmlns:cx4="http://schemas.microsoft.com/office/drawing/2016/5/10/chartex" xmlns:cx5="http://schemas.microsoft.com/office/drawing/2016/5/11/chartex" xmlns:cx6="http://schemas.microsoft.com/office/drawing/2016/5/12/chartex" xmlns:cx7="http://schemas.microsoft.com/office/drawing/2016/5/13/chartex" xmlns:cx8="http://schemas.microsoft.com/office/drawing/2016/5/14/chartex" xmlns:mc="http://schemas.openxmlformats.org/markup-compatibility/2006" xmlns:aink="http://schemas.microsoft.com/office/drawing/2016/ink" xmlns:am3d="http://schemas.microsoft.com/office/drawing/2017/model3d" xmlns:o="urn:schemas-microsoft-com:office:office" xmlns:oel="http://schemas.microsoft.com/office/2019/extlst" xmlns:r="http://schemas.openxmlformats.org/officeDocument/2006/relationships" xmlns:m="http://schemas.openxmlformats.org/officeDocument/2006/math" xmlns:v="urn:schemas-microsoft-com:vml" xmlns:wp14="http://schemas.microsoft.com/office/word/2010/wordprocessingDrawing" xmlns:wp="http://schemas.openxmlformats.org/drawingml/2006/wordprocessingDrawing" xmlns:w10="urn:schemas-microsoft-com:office:word" xmlns:w="http://schemas.openxmlformats.org/wordprocessingml/2006/main" xmlns:w14="http://schemas.microsoft.com/office/word/2010/wordml" xmlns:w15="http://schemas.microsoft.com/office/word/2012/wordml" xmlns:w16cex="http://schemas.microsoft.com/office/word/2018/wordml/cex" xmlns:w16cid="http://schemas.microsoft.com/office/word/2016/wordml/cid" xmlns:w16="http://schemas.microsoft.com/office/word/2018/wordml" xmlns:w16du="http://schemas.microsoft.com/office/word/2023/wordml/word16du" xmlns:w16sdtdh="http://schemas.microsoft.com/office/word/2020/wordml/sdtdatahash" xmlns:w16sdtfl="http://schemas.microsoft.com/office/word/2024/wordml/sdtformatlock" xmlns:w16se="http://schemas.microsoft.com/office/word/2015/wordml/symex" xmlns:wpg="http://schemas.microsoft.com/office/word/2010/wordprocessingGroup" xmlns:wpi="http://schemas.microsoft.com/office/word/2010/wordprocessingInk" xmlns:wne="http://schemas.microsoft.com/office/word/2006/wordml" xmlns:wps="http://schemas.microsoft.com/office/word/2010/wordprocessingShape" mc:Ignorable="w14 w15 w16se w16cid w16 w16cex w16sdtdh w16sdtfl w16du wp14">
+<w:numbering xmlns:wpc="http://schemas.microsoft.com/office/word/2010/wordprocessingCanvas" xmlns:cx="http://schemas.microsoft.com/office/drawing/2014/chartex" xmlns:cx1="http://schemas.microsoft.com/office/drawing/2015/9/8/chartex" xmlns:cx2="http://schemas.microsoft.com/office/drawing/2015/10/21/chartex" xmlns:cx3="http://schemas.microsoft.com/office/drawing/2016/5/9/chartex" xmlns:cx4="http://schemas.microsoft.com/office/drawing/2016/5/10/chartex" xmlns:cx5="http://schemas.microsoft.com/office/drawing/2016/5/11/chartex" xmlns:cx6="http://schemas.microsoft.com/office/drawing/2016/5/12/chartex" xmlns:cx7="http://schemas.microsoft.com/office/drawing/2016/5/13/chartex" xmlns:cx8="http://schemas.microsoft.com/office/drawing/2016/5/14/chartex" xmlns:mc="http://schemas.openxmlformats.org/markup-compatibility/2006" xmlns:m="http://schemas.openxmlformats.org/officeDocument/2006/math" xmlns:aink="http://schemas.microsoft.com/office/drawing/2016/ink" xmlns:am3d="http://schemas.microsoft.com/office/drawing/2017/model3d" xmlns:oel="http://schemas.microsoft.com/office/2019/extlst" xmlns:r="http://schemas.openxmlformats.org/officeDocument/2006/relationships" xmlns:wp14="http://schemas.microsoft.com/office/word/2010/wordprocessingDrawing" xmlns:wp="http://schemas.openxmlformats.org/drawingml/2006/wordprocessingDrawing" xmlns:wpg="http://schemas.microsoft.com/office/word/2010/wordprocessingGroup" xmlns:wpi="http://schemas.microsoft.com/office/word/2010/wordprocessingInk" xmlns:wps="http://schemas.microsoft.com/office/word/2010/wordprocessingShape" xmlns:o="urn:schemas-microsoft-com:office:office" xmlns:v="urn:schemas-microsoft-com:vml" xmlns:w10="urn:schemas-microsoft-com:office:word" xmlns:w="http://schemas.openxmlformats.org/wordprocessingml/2006/main" xmlns:w14="http://schemas.microsoft.com/office/word/2010/wordml" xmlns:w15="http://schemas.microsoft.com/office/word/2012/wordml" xmlns:w16cex="http://schemas.microsoft.com/office/word/2018/wordml/cex" xmlns:w16cid="http://schemas.microsoft.com/office/word/2016/wordml/cid" xmlns:w16="http://schemas.microsoft.com/office/word/2018/wordml" xmlns:w16sdtdh="http://schemas.microsoft.com/office/word/2020/wordml/sdtdatahash" xmlns:w16sdtfl="http://schemas.microsoft.com/office/word/2024/wordml/sdtformatlock" xmlns:w16se="http://schemas.microsoft.com/office/word/2015/wordml/symex" xmlns:w16du="http://schemas.microsoft.com/office/word/2023/wordml/word16du" xmlns:wne="http://schemas.microsoft.com/office/word/2006/wordml" mc:Ignorable="w14 w15 w16se w16cid w16 w16cex w16sdtdh w16sdtfl w16du wp14">
   <w:abstractNum w:abstractNumId="0" w15:restartNumberingAfterBreak="0">
     <w:nsid w:val="1DF87C87"/>
     <w:multiLevelType w:val="hybridMultilevel"/>
@@ -4344,7 +4681,7 @@
 </file>
 
 <file path=word/styles.xml><?xml version="1.0" encoding="utf-8"?>
-<w:styles xmlns:mc="http://schemas.openxmlformats.org/markup-compatibility/2006" xmlns:r="http://schemas.openxmlformats.org/officeDocument/2006/relationships" xmlns:w="http://schemas.openxmlformats.org/wordprocessingml/2006/main" xmlns:w14="http://schemas.microsoft.com/office/word/2010/wordml" xmlns:w15="http://schemas.microsoft.com/office/word/2012/wordml" xmlns:w16cex="http://schemas.microsoft.com/office/word/2018/wordml/cex" xmlns:w16cid="http://schemas.microsoft.com/office/word/2016/wordml/cid" xmlns:w16="http://schemas.microsoft.com/office/word/2018/wordml" xmlns:w16du="http://schemas.microsoft.com/office/word/2023/wordml/word16du" xmlns:w16sdtdh="http://schemas.microsoft.com/office/word/2020/wordml/sdtdatahash" xmlns:w16sdtfl="http://schemas.microsoft.com/office/word/2024/wordml/sdtformatlock" xmlns:w16se="http://schemas.microsoft.com/office/word/2015/wordml/symex" mc:Ignorable="w14 w15 w16se w16cid w16 w16cex w16sdtdh w16sdtfl w16du">
+<w:styles xmlns:mc="http://schemas.openxmlformats.org/markup-compatibility/2006" xmlns:r="http://schemas.openxmlformats.org/officeDocument/2006/relationships" xmlns:w="http://schemas.openxmlformats.org/wordprocessingml/2006/main" xmlns:w14="http://schemas.microsoft.com/office/word/2010/wordml" xmlns:w15="http://schemas.microsoft.com/office/word/2012/wordml" xmlns:w16cex="http://schemas.microsoft.com/office/word/2018/wordml/cex" xmlns:w16cid="http://schemas.microsoft.com/office/word/2016/wordml/cid" xmlns:w16="http://schemas.microsoft.com/office/word/2018/wordml" xmlns:w16sdtdh="http://schemas.microsoft.com/office/word/2020/wordml/sdtdatahash" xmlns:w16sdtfl="http://schemas.microsoft.com/office/word/2024/wordml/sdtformatlock" xmlns:w16se="http://schemas.microsoft.com/office/word/2015/wordml/symex" xmlns:w16du="http://schemas.microsoft.com/office/word/2023/wordml/word16du" mc:Ignorable="w14 w15 w16se w16cid w16 w16cex w16sdtdh w16sdtfl w16du">
   <w:docDefaults>
     <w:rPrDefault>
       <w:rPr>

--- a/ECON251/Lectures/L07/online quiz revision set.docx
+++ b/ECON251/Lectures/L07/online quiz revision set.docx
@@ -1,6 +1,6 @@
 
 <file path=word/document.xml><?xml version="1.0" encoding="utf-8"?>
-<w:document xmlns:wpc="http://schemas.microsoft.com/office/word/2010/wordprocessingCanvas" xmlns:cx="http://schemas.microsoft.com/office/drawing/2014/chartex" xmlns:cx1="http://schemas.microsoft.com/office/drawing/2015/9/8/chartex" xmlns:cx2="http://schemas.microsoft.com/office/drawing/2015/10/21/chartex" xmlns:cx3="http://schemas.microsoft.com/office/drawing/2016/5/9/chartex" xmlns:cx4="http://schemas.microsoft.com/office/drawing/2016/5/10/chartex" xmlns:cx5="http://schemas.microsoft.com/office/drawing/2016/5/11/chartex" xmlns:cx6="http://schemas.microsoft.com/office/drawing/2016/5/12/chartex" xmlns:cx7="http://schemas.microsoft.com/office/drawing/2016/5/13/chartex" xmlns:cx8="http://schemas.microsoft.com/office/drawing/2016/5/14/chartex" xmlns:mc="http://schemas.openxmlformats.org/markup-compatibility/2006" xmlns:m="http://schemas.openxmlformats.org/officeDocument/2006/math" xmlns:aink="http://schemas.microsoft.com/office/drawing/2016/ink" xmlns:am3d="http://schemas.microsoft.com/office/drawing/2017/model3d" xmlns:oel="http://schemas.microsoft.com/office/2019/extlst" xmlns:r="http://schemas.openxmlformats.org/officeDocument/2006/relationships" xmlns:wp14="http://schemas.microsoft.com/office/word/2010/wordprocessingDrawing" xmlns:wp="http://schemas.openxmlformats.org/drawingml/2006/wordprocessingDrawing" xmlns:wpg="http://schemas.microsoft.com/office/word/2010/wordprocessingGroup" xmlns:wpi="http://schemas.microsoft.com/office/word/2010/wordprocessingInk" xmlns:wps="http://schemas.microsoft.com/office/word/2010/wordprocessingShape" xmlns:o="urn:schemas-microsoft-com:office:office" xmlns:v="urn:schemas-microsoft-com:vml" xmlns:w10="urn:schemas-microsoft-com:office:word" xmlns:w="http://schemas.openxmlformats.org/wordprocessingml/2006/main" xmlns:w14="http://schemas.microsoft.com/office/word/2010/wordml" xmlns:w15="http://schemas.microsoft.com/office/word/2012/wordml" xmlns:w16cex="http://schemas.microsoft.com/office/word/2018/wordml/cex" xmlns:w16cid="http://schemas.microsoft.com/office/word/2016/wordml/cid" xmlns:w16="http://schemas.microsoft.com/office/word/2018/wordml" xmlns:w16sdtdh="http://schemas.microsoft.com/office/word/2020/wordml/sdtdatahash" xmlns:w16sdtfl="http://schemas.microsoft.com/office/word/2024/wordml/sdtformatlock" xmlns:w16se="http://schemas.microsoft.com/office/word/2015/wordml/symex" xmlns:w16du="http://schemas.microsoft.com/office/word/2023/wordml/word16du" xmlns:wne="http://schemas.microsoft.com/office/word/2006/wordml" mc:Ignorable="w14 w15 w16se w16cid w16 w16cex w16sdtdh w16sdtfl w16du wp14">
+<w:document xmlns:wpc="http://schemas.microsoft.com/office/word/2010/wordprocessingCanvas" xmlns:cx="http://schemas.microsoft.com/office/drawing/2014/chartex" xmlns:cx1="http://schemas.microsoft.com/office/drawing/2015/9/8/chartex" xmlns:cx2="http://schemas.microsoft.com/office/drawing/2015/10/21/chartex" xmlns:cx3="http://schemas.microsoft.com/office/drawing/2016/5/9/chartex" xmlns:cx4="http://schemas.microsoft.com/office/drawing/2016/5/10/chartex" xmlns:cx5="http://schemas.microsoft.com/office/drawing/2016/5/11/chartex" xmlns:cx6="http://schemas.microsoft.com/office/drawing/2016/5/12/chartex" xmlns:cx7="http://schemas.microsoft.com/office/drawing/2016/5/13/chartex" xmlns:cx8="http://schemas.microsoft.com/office/drawing/2016/5/14/chartex" xmlns:mc="http://schemas.openxmlformats.org/markup-compatibility/2006" xmlns:aink="http://schemas.microsoft.com/office/drawing/2016/ink" xmlns:am3d="http://schemas.microsoft.com/office/drawing/2017/model3d" xmlns:o="urn:schemas-microsoft-com:office:office" xmlns:oel="http://schemas.microsoft.com/office/2019/extlst" xmlns:r="http://schemas.openxmlformats.org/officeDocument/2006/relationships" xmlns:m="http://schemas.openxmlformats.org/officeDocument/2006/math" xmlns:v="urn:schemas-microsoft-com:vml" xmlns:wp14="http://schemas.microsoft.com/office/word/2010/wordprocessingDrawing" xmlns:wp="http://schemas.openxmlformats.org/drawingml/2006/wordprocessingDrawing" xmlns:w10="urn:schemas-microsoft-com:office:word" xmlns:w="http://schemas.openxmlformats.org/wordprocessingml/2006/main" xmlns:w14="http://schemas.microsoft.com/office/word/2010/wordml" xmlns:w15="http://schemas.microsoft.com/office/word/2012/wordml" xmlns:w16cei="http://schemas.microsoft.com/office/word/2026/wordml/cei" xmlns:w16cex="http://schemas.microsoft.com/office/word/2018/wordml/cex" xmlns:w16cid="http://schemas.microsoft.com/office/word/2016/wordml/cid" xmlns:w16="http://schemas.microsoft.com/office/word/2018/wordml" xmlns:w16du="http://schemas.microsoft.com/office/word/2023/wordml/word16du" xmlns:w16sdtdh="http://schemas.microsoft.com/office/word/2020/wordml/sdtdatahash" xmlns:w16sdtfl="http://schemas.microsoft.com/office/word/2024/wordml/sdtformatlock" xmlns:w16se="http://schemas.microsoft.com/office/word/2015/wordml/symex" xmlns:wpg="http://schemas.microsoft.com/office/word/2010/wordprocessingGroup" xmlns:wpi="http://schemas.microsoft.com/office/word/2010/wordprocessingInk" xmlns:wne="http://schemas.microsoft.com/office/word/2006/wordml" xmlns:wps="http://schemas.microsoft.com/office/word/2010/wordprocessingShape" mc:Ignorable="w14 w15 w16se w16cid w16 w16cex w16sdtdh w16sdtfl w16du wp14">
   <w:body>
     <w:p>
       <w:pPr>
@@ -1169,25 +1169,7 @@
         <w:rPr>
           <w:color w:val="auto"/>
         </w:rPr>
-        <w:t>Impose</w:t>
-      </w:r>
-      <w:r>
-        <w:rPr>
-          <w:color w:val="auto"/>
-        </w:rPr>
-        <w:t xml:space="preserve"> high tariffs on imported industrial goods to </w:t>
-      </w:r>
-      <w:r>
-        <w:rPr>
-          <w:color w:val="auto"/>
-        </w:rPr>
-        <w:t xml:space="preserve">promote local consumption and production </w:t>
-      </w:r>
-      <w:r>
-        <w:rPr>
-          <w:color w:val="auto"/>
-        </w:rPr>
-        <w:t xml:space="preserve"> </w:t>
+        <w:t xml:space="preserve">Impose high tariffs on imported industrial goods to promote local consumption and production  </w:t>
       </w:r>
     </w:p>
     <w:p>
@@ -1226,13 +1208,11 @@
         <w:spacing w:after="0"/>
         <w:rPr>
           <w:color w:val="auto"/>
-          <w:highlight w:val="cyan"/>
-        </w:rPr>
-      </w:pPr>
-      <w:r>
-        <w:rPr>
-          <w:color w:val="auto"/>
-          <w:highlight w:val="cyan"/>
+        </w:rPr>
+      </w:pPr>
+      <w:r>
+        <w:rPr>
+          <w:color w:val="auto"/>
         </w:rPr>
         <w:t xml:space="preserve">All of the above </w:t>
       </w:r>
@@ -1264,11 +1244,6 @@
           <w:color w:val="auto"/>
         </w:rPr>
         <w:tab/>
-      </w:r>
-      <w:r>
-        <w:rPr>
-          <w:color w:val="auto"/>
-        </w:rPr>
         <w:t xml:space="preserve">The table below shows the combination of inputs capital (K) and labour (L)for the production of output (Y) where </w:t>
       </w:r>
       <w:r>
@@ -1756,21 +1731,13 @@
         <w:ind w:left="1080"/>
         <w:rPr>
           <w:color w:val="auto"/>
-          <w:highlight w:val="cyan"/>
-        </w:rPr>
-      </w:pPr>
-      <w:r>
-        <w:rPr>
-          <w:color w:val="auto"/>
-        </w:rPr>
-        <w:t>None of the given options  [</w:t>
-      </w:r>
-      <w:r>
-        <w:rPr>
-          <w:color w:val="auto"/>
-          <w:highlight w:val="cyan"/>
-        </w:rPr>
-        <w:t xml:space="preserve">There is no DM as the rate of output increase was constant ] </w:t>
+        </w:rPr>
+      </w:pPr>
+      <w:r>
+        <w:rPr>
+          <w:color w:val="auto"/>
+        </w:rPr>
+        <w:t xml:space="preserve">None of the given options  [There is no DM as the rate of output increase was constant ] </w:t>
       </w:r>
     </w:p>
     <w:p>
@@ -1852,13 +1819,11 @@
         <w:spacing w:before="240"/>
         <w:rPr>
           <w:color w:val="auto"/>
-          <w:highlight w:val="cyan"/>
-        </w:rPr>
-      </w:pPr>
-      <w:r>
-        <w:rPr>
-          <w:color w:val="auto"/>
-          <w:highlight w:val="cyan"/>
+        </w:rPr>
+      </w:pPr>
+      <w:r>
+        <w:rPr>
+          <w:color w:val="auto"/>
         </w:rPr>
         <w:t xml:space="preserve">Output per employed worker </w:t>
       </w:r>
@@ -1917,11 +1882,6 @@
           <w:color w:val="auto"/>
         </w:rPr>
         <w:tab/>
-      </w:r>
-      <w:r>
-        <w:rPr>
-          <w:color w:val="auto"/>
-        </w:rPr>
         <w:t xml:space="preserve">The Solow’s Growth Model suggests </w:t>
       </w:r>
     </w:p>
@@ -1992,13 +1952,11 @@
         <w:spacing w:after="0"/>
         <w:rPr>
           <w:color w:val="auto"/>
-          <w:highlight w:val="cyan"/>
-        </w:rPr>
-      </w:pPr>
-      <w:r>
-        <w:rPr>
-          <w:color w:val="auto"/>
-          <w:highlight w:val="cyan"/>
+        </w:rPr>
+      </w:pPr>
+      <w:r>
+        <w:rPr>
+          <w:color w:val="auto"/>
         </w:rPr>
         <w:t>None of the above</w:t>
       </w:r>
@@ -2022,44 +1980,14 @@
         <w:rPr>
           <w:color w:val="auto"/>
         </w:rPr>
-        <w:t>5</w:t>
-      </w:r>
-      <w:r>
-        <w:rPr>
-          <w:color w:val="auto"/>
-        </w:rPr>
-        <w:t>.</w:t>
+        <w:t>5.</w:t>
       </w:r>
       <w:r>
         <w:rPr>
           <w:color w:val="auto"/>
         </w:rPr>
         <w:tab/>
-        <w:t xml:space="preserve">The </w:t>
-      </w:r>
-      <w:r>
-        <w:rPr>
-          <w:color w:val="auto"/>
-        </w:rPr>
-        <w:t>D</w:t>
-      </w:r>
-      <w:r>
-        <w:rPr>
-          <w:color w:val="auto"/>
-        </w:rPr>
-        <w:t xml:space="preserve">ependency </w:t>
-      </w:r>
-      <w:r>
-        <w:rPr>
-          <w:color w:val="auto"/>
-        </w:rPr>
-        <w:t>T</w:t>
-      </w:r>
-      <w:r>
-        <w:rPr>
-          <w:color w:val="auto"/>
-        </w:rPr>
-        <w:t xml:space="preserve">heory explains </w:t>
+        <w:t xml:space="preserve">The Dependency Theory explains </w:t>
       </w:r>
     </w:p>
     <w:p>
@@ -2110,13 +2038,11 @@
         <w:spacing w:after="0"/>
         <w:rPr>
           <w:color w:val="auto"/>
-          <w:highlight w:val="cyan"/>
-        </w:rPr>
-      </w:pPr>
-      <w:r>
-        <w:rPr>
-          <w:color w:val="auto"/>
-          <w:highlight w:val="cyan"/>
+        </w:rPr>
+      </w:pPr>
+      <w:r>
+        <w:rPr>
+          <w:color w:val="auto"/>
         </w:rPr>
         <w:lastRenderedPageBreak/>
         <w:t xml:space="preserve">why the GDP per capita of the rich and the poor economies may widen as they trade with each other </w:t>
@@ -2159,11 +2085,6 @@
           <w:rFonts w:ascii="Times New Roman" w:hAnsi="Times New Roman" w:cs="Times New Roman"/>
         </w:rPr>
         <w:tab/>
-      </w:r>
-      <w:r>
-        <w:rPr>
-          <w:rFonts w:ascii="Times New Roman" w:hAnsi="Times New Roman" w:cs="Times New Roman"/>
-        </w:rPr>
         <w:t xml:space="preserve">Which of the following explains the difference between primary vs manufactured goods </w:t>
       </w:r>
     </w:p>
@@ -2234,13 +2155,11 @@
         <w:spacing w:before="240"/>
         <w:rPr>
           <w:rFonts w:ascii="Times New Roman" w:eastAsia="Times New Roman" w:hAnsi="Times New Roman" w:cs="Times New Roman"/>
-          <w:highlight w:val="cyan"/>
         </w:rPr>
       </w:pPr>
       <w:r>
         <w:rPr>
           <w:rFonts w:ascii="Times New Roman" w:hAnsi="Times New Roman" w:cs="Times New Roman"/>
-          <w:highlight w:val="cyan"/>
         </w:rPr>
         <w:t xml:space="preserve">Firms producing primary goods face a more unstable supply and lower revenue ,as compared to those producing manufactured goods </w:t>
       </w:r>
@@ -2312,13 +2231,11 @@
         <w:spacing w:after="0"/>
         <w:rPr>
           <w:color w:val="auto"/>
-          <w:highlight w:val="cyan"/>
-        </w:rPr>
-      </w:pPr>
-      <w:r>
-        <w:rPr>
-          <w:color w:val="auto"/>
-          <w:highlight w:val="cyan"/>
+        </w:rPr>
+      </w:pPr>
+      <w:r>
+        <w:rPr>
+          <w:color w:val="auto"/>
         </w:rPr>
         <w:t>The domestic industries grow accustomed to protection and have an incentive to become more efficient.</w:t>
       </w:r>
@@ -2426,11 +2343,6 @@
           <w:color w:val="auto"/>
         </w:rPr>
         <w:tab/>
-      </w:r>
-      <w:r>
-        <w:rPr>
-          <w:color w:val="auto"/>
-        </w:rPr>
         <w:t xml:space="preserve">A tariff is a fixed dollar unit tax [regardless of the world price] on imports but quota is based on a fraction of the world price </w:t>
       </w:r>
     </w:p>
@@ -2498,23 +2410,15 @@
       <w:r>
         <w:rPr>
           <w:color w:val="auto"/>
-          <w:highlight w:val="cyan"/>
         </w:rPr>
         <w:t>d.</w:t>
       </w:r>
       <w:r>
         <w:rPr>
           <w:color w:val="auto"/>
-          <w:highlight w:val="cyan"/>
         </w:rPr>
         <w:tab/>
-        <w:t>The final level of import is uncertain under the tariff scheme whilst  the quota scheme will allow government to know the precise level of trade protection</w:t>
-      </w:r>
-      <w:r>
-        <w:rPr>
-          <w:color w:val="auto"/>
-        </w:rPr>
-        <w:t xml:space="preserve"> </w:t>
+        <w:t xml:space="preserve">The final level of import is uncertain under the tariff scheme whilst  the quota scheme will allow government to know the precise level of trade protection </w:t>
       </w:r>
     </w:p>
     <w:p>
@@ -2522,7 +2426,6 @@
         <w:pStyle w:val="Question"/>
         <w:rPr>
           <w:color w:val="auto"/>
-          <w:highlight w:val="yellow"/>
         </w:rPr>
       </w:pPr>
     </w:p>
@@ -2550,31 +2453,7 @@
           <w:color w:val="auto"/>
         </w:rPr>
         <w:tab/>
-        <w:t xml:space="preserve">Which of the following are the key reforms </w:t>
-      </w:r>
-      <w:r>
-        <w:rPr>
-          <w:color w:val="auto"/>
-        </w:rPr>
-        <w:t xml:space="preserve">that are </w:t>
-      </w:r>
-      <w:r>
-        <w:rPr>
-          <w:color w:val="auto"/>
-        </w:rPr>
-        <w:t xml:space="preserve">required </w:t>
-      </w:r>
-      <w:r>
-        <w:rPr>
-          <w:color w:val="auto"/>
-        </w:rPr>
-        <w:t>for any economy to approach</w:t>
-      </w:r>
-      <w:r>
-        <w:rPr>
-          <w:color w:val="auto"/>
-        </w:rPr>
-        <w:t xml:space="preserve"> trade liberalisation?</w:t>
+        <w:t>Which of the following are the key reforms that are required for any economy to approach trade liberalisation?</w:t>
       </w:r>
     </w:p>
     <w:p>
@@ -2587,13 +2466,11 @@
         <w:spacing w:before="240"/>
         <w:rPr>
           <w:color w:val="auto"/>
-          <w:highlight w:val="cyan"/>
-        </w:rPr>
-      </w:pPr>
-      <w:r>
-        <w:rPr>
-          <w:color w:val="auto"/>
-          <w:highlight w:val="cyan"/>
+        </w:rPr>
+      </w:pPr>
+      <w:r>
+        <w:rPr>
+          <w:color w:val="auto"/>
         </w:rPr>
         <w:t xml:space="preserve">Government to remove all import quota in the country </w:t>
       </w:r>
@@ -2697,11 +2574,6 @@
           <w:color w:val="auto"/>
         </w:rPr>
         <w:tab/>
-      </w:r>
-      <w:r>
-        <w:rPr>
-          <w:color w:val="auto"/>
-        </w:rPr>
         <w:t xml:space="preserve">A country’s initial foreign exchange rate is given as 10 000 peso to USD1. If the country wish to promote her country’s export, assuming all things constant, which is the appropriate exchange rate policy? </w:t>
       </w:r>
     </w:p>
@@ -2732,29 +2604,13 @@
         </w:numPr>
         <w:rPr>
           <w:color w:val="auto"/>
-          <w:highlight w:val="cyan"/>
-        </w:rPr>
-      </w:pPr>
-      <w:r>
-        <w:rPr>
-          <w:color w:val="auto"/>
-          <w:highlight w:val="cyan"/>
-        </w:rPr>
-        <w:t xml:space="preserve">Government to devalue the peso to </w:t>
-      </w:r>
-      <w:r>
-        <w:rPr>
-          <w:color w:val="auto"/>
-          <w:highlight w:val="cyan"/>
-        </w:rPr>
-        <w:t>30</w:t>
-      </w:r>
-      <w:r>
-        <w:rPr>
-          <w:color w:val="auto"/>
-          <w:highlight w:val="cyan"/>
-        </w:rPr>
-        <w:t xml:space="preserve">,000 per USD </w:t>
+        </w:rPr>
+      </w:pPr>
+      <w:r>
+        <w:rPr>
+          <w:color w:val="auto"/>
+        </w:rPr>
+        <w:t xml:space="preserve">Government to devalue the peso to 30,000 per USD </w:t>
       </w:r>
     </w:p>
     <w:p>
@@ -2833,11 +2689,6 @@
           <w:color w:val="auto"/>
         </w:rPr>
         <w:tab/>
-      </w:r>
-      <w:r>
-        <w:rPr>
-          <w:color w:val="auto"/>
-        </w:rPr>
         <w:t xml:space="preserve">A country’s degree of openness to the world can be measured via </w:t>
       </w:r>
     </w:p>
@@ -2851,13 +2702,11 @@
         <w:spacing w:before="240" w:after="0"/>
         <w:rPr>
           <w:color w:val="auto"/>
-          <w:highlight w:val="cyan"/>
-        </w:rPr>
-      </w:pPr>
-      <w:r>
-        <w:rPr>
-          <w:color w:val="auto"/>
-          <w:highlight w:val="cyan"/>
+        </w:rPr>
+      </w:pPr>
+      <w:r>
+        <w:rPr>
+          <w:color w:val="auto"/>
         </w:rPr>
         <w:t>Total trade out of the GDP</w:t>
       </w:r>
@@ -2878,19 +2727,7 @@
         <w:rPr>
           <w:color w:val="auto"/>
         </w:rPr>
-        <w:t xml:space="preserve">Net trade out of </w:t>
-      </w:r>
-      <w:r>
-        <w:rPr>
-          <w:color w:val="auto"/>
-        </w:rPr>
-        <w:t xml:space="preserve">the </w:t>
-      </w:r>
-      <w:r>
-        <w:rPr>
-          <w:color w:val="auto"/>
-        </w:rPr>
-        <w:t>GDP</w:t>
+        <w:t>Net trade out of the GDP</w:t>
       </w:r>
     </w:p>
     <w:p>
@@ -3048,13 +2885,11 @@
         <w:ind w:left="1134" w:hanging="425"/>
         <w:rPr>
           <w:color w:val="auto"/>
-          <w:highlight w:val="cyan"/>
-        </w:rPr>
-      </w:pPr>
-      <w:r>
-        <w:rPr>
-          <w:color w:val="auto"/>
-          <w:highlight w:val="cyan"/>
+        </w:rPr>
+      </w:pPr>
+      <w:r>
+        <w:rPr>
+          <w:color w:val="auto"/>
         </w:rPr>
         <w:t xml:space="preserve">None of the above </w:t>
       </w:r>
@@ -3090,19 +2925,7 @@
         <w:rPr>
           <w:color w:val="auto"/>
         </w:rPr>
-        <w:t xml:space="preserve">Which of the following </w:t>
-      </w:r>
-      <w:r>
-        <w:rPr>
-          <w:color w:val="auto"/>
-        </w:rPr>
-        <w:t>is a</w:t>
-      </w:r>
-      <w:r>
-        <w:rPr>
-          <w:color w:val="auto"/>
-        </w:rPr>
-        <w:t xml:space="preserve"> valid argument </w:t>
+        <w:t xml:space="preserve">Which of the following is a valid argument </w:t>
       </w:r>
       <w:r>
         <w:rPr>
@@ -3153,37 +2976,7 @@
         <w:rPr>
           <w:color w:val="auto"/>
         </w:rPr>
-        <w:t>The foreign firms/ MNCs  may bring in a new or higher</w:t>
-      </w:r>
-      <w:r>
-        <w:rPr>
-          <w:color w:val="auto"/>
-        </w:rPr>
-        <w:t xml:space="preserve"> </w:t>
-      </w:r>
-      <w:r>
-        <w:rPr>
-          <w:color w:val="auto"/>
-        </w:rPr>
-        <w:t>l</w:t>
-      </w:r>
-      <w:r>
-        <w:rPr>
-          <w:color w:val="auto"/>
-        </w:rPr>
-        <w:t xml:space="preserve">evel of technology and knowledge transfer </w:t>
-      </w:r>
-      <w:r>
-        <w:rPr>
-          <w:color w:val="auto"/>
-        </w:rPr>
-        <w:t xml:space="preserve">for </w:t>
-      </w:r>
-      <w:r>
-        <w:rPr>
-          <w:color w:val="auto"/>
-        </w:rPr>
-        <w:t xml:space="preserve"> the host country  . </w:t>
+        <w:t xml:space="preserve">The foreign firms/ MNCs  may bring in a new or higher level of technology and knowledge transfer for  the host country  . </w:t>
       </w:r>
     </w:p>
     <w:p>
@@ -3215,13 +3008,11 @@
         <w:spacing w:after="0"/>
         <w:rPr>
           <w:color w:val="auto"/>
-          <w:highlight w:val="cyan"/>
-        </w:rPr>
-      </w:pPr>
-      <w:r>
-        <w:rPr>
-          <w:color w:val="auto"/>
-          <w:highlight w:val="cyan"/>
+        </w:rPr>
+      </w:pPr>
+      <w:r>
+        <w:rPr>
+          <w:color w:val="auto"/>
         </w:rPr>
         <w:t xml:space="preserve">All of the above </w:t>
       </w:r>
@@ -3363,7 +3154,6 @@
           <w:color w:val="auto"/>
           <w:sz w:val="24"/>
           <w:szCs w:val="24"/>
-          <w:highlight w:val="cyan"/>
         </w:rPr>
       </w:pPr>
       <w:r>
@@ -3371,7 +3161,6 @@
           <w:color w:val="auto"/>
           <w:sz w:val="24"/>
           <w:szCs w:val="24"/>
-          <w:highlight w:val="cyan"/>
         </w:rPr>
         <w:t xml:space="preserve">All of the above </w:t>
       </w:r>
@@ -3435,39 +3224,7 @@
           <w:sz w:val="24"/>
           <w:szCs w:val="24"/>
         </w:rPr>
-        <w:t xml:space="preserve"> the Export Processing Zone </w:t>
-      </w:r>
-      <w:r>
-        <w:rPr>
-          <w:color w:val="auto"/>
-          <w:sz w:val="24"/>
-          <w:szCs w:val="24"/>
-        </w:rPr>
-        <w:t>(</w:t>
-      </w:r>
-      <w:r>
-        <w:rPr>
-          <w:color w:val="auto"/>
-          <w:sz w:val="24"/>
-          <w:szCs w:val="24"/>
-        </w:rPr>
-        <w:t>EPZ</w:t>
-      </w:r>
-      <w:r>
-        <w:rPr>
-          <w:color w:val="auto"/>
-          <w:sz w:val="24"/>
-          <w:szCs w:val="24"/>
-        </w:rPr>
-        <w:t>)</w:t>
-      </w:r>
-      <w:r>
-        <w:rPr>
-          <w:color w:val="auto"/>
-          <w:sz w:val="24"/>
-          <w:szCs w:val="24"/>
-        </w:rPr>
-        <w:t xml:space="preserve"> includes </w:t>
+        <w:t xml:space="preserve"> the Export Processing Zone (EPZ) includes </w:t>
       </w:r>
     </w:p>
     <w:p>
@@ -3513,19 +3270,7 @@
         <w:rPr>
           <w:color w:val="auto"/>
         </w:rPr>
-        <w:t xml:space="preserve">Large </w:t>
-      </w:r>
-      <w:r>
-        <w:rPr>
-          <w:color w:val="auto"/>
-        </w:rPr>
-        <w:t>negative spillovers</w:t>
-      </w:r>
-      <w:r>
-        <w:rPr>
-          <w:color w:val="auto"/>
-        </w:rPr>
-        <w:t xml:space="preserve"> especially on the environment </w:t>
+        <w:t xml:space="preserve">Large negative spillovers especially on the environment </w:t>
       </w:r>
     </w:p>
     <w:p>
@@ -3533,13 +3278,11 @@
         <w:pStyle w:val="MCQ"/>
         <w:rPr>
           <w:color w:val="auto"/>
-          <w:highlight w:val="cyan"/>
-        </w:rPr>
-      </w:pPr>
-      <w:r>
-        <w:rPr>
-          <w:color w:val="auto"/>
-          <w:highlight w:val="cyan"/>
+        </w:rPr>
+      </w:pPr>
+      <w:r>
+        <w:rPr>
+          <w:color w:val="auto"/>
         </w:rPr>
         <w:t xml:space="preserve">All of the above </w:t>
       </w:r>
@@ -3556,7 +3299,7 @@
 </file>
 
 <file path=word/numbering.xml><?xml version="1.0" encoding="utf-8"?>
-<w:numbering xmlns:wpc="http://schemas.microsoft.com/office/word/2010/wordprocessingCanvas" xmlns:cx="http://schemas.microsoft.com/office/drawing/2014/chartex" xmlns:cx1="http://schemas.microsoft.com/office/drawing/2015/9/8/chartex" xmlns:cx2="http://schemas.microsoft.com/office/drawing/2015/10/21/chartex" xmlns:cx3="http://schemas.microsoft.com/office/drawing/2016/5/9/chartex" xmlns:cx4="http://schemas.microsoft.com/office/drawing/2016/5/10/chartex" xmlns:cx5="http://schemas.microsoft.com/office/drawing/2016/5/11/chartex" xmlns:cx6="http://schemas.microsoft.com/office/drawing/2016/5/12/chartex" xmlns:cx7="http://schemas.microsoft.com/office/drawing/2016/5/13/chartex" xmlns:cx8="http://schemas.microsoft.com/office/drawing/2016/5/14/chartex" xmlns:mc="http://schemas.openxmlformats.org/markup-compatibility/2006" xmlns:m="http://schemas.openxmlformats.org/officeDocument/2006/math" xmlns:aink="http://schemas.microsoft.com/office/drawing/2016/ink" xmlns:am3d="http://schemas.microsoft.com/office/drawing/2017/model3d" xmlns:oel="http://schemas.microsoft.com/office/2019/extlst" xmlns:r="http://schemas.openxmlformats.org/officeDocument/2006/relationships" xmlns:wp14="http://schemas.microsoft.com/office/word/2010/wordprocessingDrawing" xmlns:wp="http://schemas.openxmlformats.org/drawingml/2006/wordprocessingDrawing" xmlns:wpg="http://schemas.microsoft.com/office/word/2010/wordprocessingGroup" xmlns:wpi="http://schemas.microsoft.com/office/word/2010/wordprocessingInk" xmlns:wps="http://schemas.microsoft.com/office/word/2010/wordprocessingShape" xmlns:o="urn:schemas-microsoft-com:office:office" xmlns:v="urn:schemas-microsoft-com:vml" xmlns:w10="urn:schemas-microsoft-com:office:word" xmlns:w="http://schemas.openxmlformats.org/wordprocessingml/2006/main" xmlns:w14="http://schemas.microsoft.com/office/word/2010/wordml" xmlns:w15="http://schemas.microsoft.com/office/word/2012/wordml" xmlns:w16cex="http://schemas.microsoft.com/office/word/2018/wordml/cex" xmlns:w16cid="http://schemas.microsoft.com/office/word/2016/wordml/cid" xmlns:w16="http://schemas.microsoft.com/office/word/2018/wordml" xmlns:w16sdtdh="http://schemas.microsoft.com/office/word/2020/wordml/sdtdatahash" xmlns:w16sdtfl="http://schemas.microsoft.com/office/word/2024/wordml/sdtformatlock" xmlns:w16se="http://schemas.microsoft.com/office/word/2015/wordml/symex" xmlns:w16du="http://schemas.microsoft.com/office/word/2023/wordml/word16du" xmlns:wne="http://schemas.microsoft.com/office/word/2006/wordml" mc:Ignorable="w14 w15 w16se w16cid w16 w16cex w16sdtdh w16sdtfl w16du wp14">
+<w:numbering xmlns:wpc="http://schemas.microsoft.com/office/word/2010/wordprocessingCanvas" xmlns:cx="http://schemas.microsoft.com/office/drawing/2014/chartex" xmlns:cx1="http://schemas.microsoft.com/office/drawing/2015/9/8/chartex" xmlns:cx2="http://schemas.microsoft.com/office/drawing/2015/10/21/chartex" xmlns:cx3="http://schemas.microsoft.com/office/drawing/2016/5/9/chartex" xmlns:cx4="http://schemas.microsoft.com/office/drawing/2016/5/10/chartex" xmlns:cx5="http://schemas.microsoft.com/office/drawing/2016/5/11/chartex" xmlns:cx6="http://schemas.microsoft.com/office/drawing/2016/5/12/chartex" xmlns:cx7="http://schemas.microsoft.com/office/drawing/2016/5/13/chartex" xmlns:cx8="http://schemas.microsoft.com/office/drawing/2016/5/14/chartex" xmlns:mc="http://schemas.openxmlformats.org/markup-compatibility/2006" xmlns:aink="http://schemas.microsoft.com/office/drawing/2016/ink" xmlns:am3d="http://schemas.microsoft.com/office/drawing/2017/model3d" xmlns:o="urn:schemas-microsoft-com:office:office" xmlns:oel="http://schemas.microsoft.com/office/2019/extlst" xmlns:r="http://schemas.openxmlformats.org/officeDocument/2006/relationships" xmlns:m="http://schemas.openxmlformats.org/officeDocument/2006/math" xmlns:v="urn:schemas-microsoft-com:vml" xmlns:wp14="http://schemas.microsoft.com/office/word/2010/wordprocessingDrawing" xmlns:wp="http://schemas.openxmlformats.org/drawingml/2006/wordprocessingDrawing" xmlns:w10="urn:schemas-microsoft-com:office:word" xmlns:w="http://schemas.openxmlformats.org/wordprocessingml/2006/main" xmlns:w14="http://schemas.microsoft.com/office/word/2010/wordml" xmlns:w15="http://schemas.microsoft.com/office/word/2012/wordml" xmlns:w16cei="http://schemas.microsoft.com/office/word/2026/wordml/cei" xmlns:w16cex="http://schemas.microsoft.com/office/word/2018/wordml/cex" xmlns:w16cid="http://schemas.microsoft.com/office/word/2016/wordml/cid" xmlns:w16="http://schemas.microsoft.com/office/word/2018/wordml" xmlns:w16du="http://schemas.microsoft.com/office/word/2023/wordml/word16du" xmlns:w16sdtdh="http://schemas.microsoft.com/office/word/2020/wordml/sdtdatahash" xmlns:w16sdtfl="http://schemas.microsoft.com/office/word/2024/wordml/sdtformatlock" xmlns:w16se="http://schemas.microsoft.com/office/word/2015/wordml/symex" xmlns:wpg="http://schemas.microsoft.com/office/word/2010/wordprocessingGroup" xmlns:wpi="http://schemas.microsoft.com/office/word/2010/wordprocessingInk" xmlns:wne="http://schemas.microsoft.com/office/word/2006/wordml" xmlns:wps="http://schemas.microsoft.com/office/word/2010/wordprocessingShape" mc:Ignorable="w14 w15 w16se w16cid w16 w16cex w16sdtdh w16sdtfl w16du wp14">
   <w:abstractNum w:abstractNumId="0" w15:restartNumberingAfterBreak="0">
     <w:nsid w:val="1DF87C87"/>
     <w:multiLevelType w:val="hybridMultilevel"/>
@@ -4681,7 +4424,7 @@
 </file>
 
 <file path=word/styles.xml><?xml version="1.0" encoding="utf-8"?>
-<w:styles xmlns:mc="http://schemas.openxmlformats.org/markup-compatibility/2006" xmlns:r="http://schemas.openxmlformats.org/officeDocument/2006/relationships" xmlns:w="http://schemas.openxmlformats.org/wordprocessingml/2006/main" xmlns:w14="http://schemas.microsoft.com/office/word/2010/wordml" xmlns:w15="http://schemas.microsoft.com/office/word/2012/wordml" xmlns:w16cex="http://schemas.microsoft.com/office/word/2018/wordml/cex" xmlns:w16cid="http://schemas.microsoft.com/office/word/2016/wordml/cid" xmlns:w16="http://schemas.microsoft.com/office/word/2018/wordml" xmlns:w16sdtdh="http://schemas.microsoft.com/office/word/2020/wordml/sdtdatahash" xmlns:w16sdtfl="http://schemas.microsoft.com/office/word/2024/wordml/sdtformatlock" xmlns:w16se="http://schemas.microsoft.com/office/word/2015/wordml/symex" xmlns:w16du="http://schemas.microsoft.com/office/word/2023/wordml/word16du" mc:Ignorable="w14 w15 w16se w16cid w16 w16cex w16sdtdh w16sdtfl w16du">
+<w:styles xmlns:mc="http://schemas.openxmlformats.org/markup-compatibility/2006" xmlns:r="http://schemas.openxmlformats.org/officeDocument/2006/relationships" xmlns:w="http://schemas.openxmlformats.org/wordprocessingml/2006/main" xmlns:w14="http://schemas.microsoft.com/office/word/2010/wordml" xmlns:w15="http://schemas.microsoft.com/office/word/2012/wordml" xmlns:w16cex="http://schemas.microsoft.com/office/word/2018/wordml/cex" xmlns:w16cid="http://schemas.microsoft.com/office/word/2016/wordml/cid" xmlns:w16="http://schemas.microsoft.com/office/word/2018/wordml" xmlns:w16du="http://schemas.microsoft.com/office/word/2023/wordml/word16du" xmlns:w16sdtdh="http://schemas.microsoft.com/office/word/2020/wordml/sdtdatahash" xmlns:w16sdtfl="http://schemas.microsoft.com/office/word/2024/wordml/sdtformatlock" xmlns:w16se="http://schemas.microsoft.com/office/word/2015/wordml/symex" mc:Ignorable="w14 w15 w16se w16cid w16 w16cex w16sdtdh w16sdtfl w16du">
   <w:docDefaults>
     <w:rPrDefault>
       <w:rPr>

--- a/ECON251/Lectures/L07/online quiz revision set.docx
+++ b/ECON251/Lectures/L07/online quiz revision set.docx
@@ -1,6 +1,6 @@
 
 <file path=word/document.xml><?xml version="1.0" encoding="utf-8"?>
-<w:document xmlns:wpc="http://schemas.microsoft.com/office/word/2010/wordprocessingCanvas" xmlns:cx="http://schemas.microsoft.com/office/drawing/2014/chartex" xmlns:cx1="http://schemas.microsoft.com/office/drawing/2015/9/8/chartex" xmlns:cx2="http://schemas.microsoft.com/office/drawing/2015/10/21/chartex" xmlns:cx3="http://schemas.microsoft.com/office/drawing/2016/5/9/chartex" xmlns:cx4="http://schemas.microsoft.com/office/drawing/2016/5/10/chartex" xmlns:cx5="http://schemas.microsoft.com/office/drawing/2016/5/11/chartex" xmlns:cx6="http://schemas.microsoft.com/office/drawing/2016/5/12/chartex" xmlns:cx7="http://schemas.microsoft.com/office/drawing/2016/5/13/chartex" xmlns:cx8="http://schemas.microsoft.com/office/drawing/2016/5/14/chartex" xmlns:mc="http://schemas.openxmlformats.org/markup-compatibility/2006" xmlns:aink="http://schemas.microsoft.com/office/drawing/2016/ink" xmlns:am3d="http://schemas.microsoft.com/office/drawing/2017/model3d" xmlns:o="urn:schemas-microsoft-com:office:office" xmlns:oel="http://schemas.microsoft.com/office/2019/extlst" xmlns:r="http://schemas.openxmlformats.org/officeDocument/2006/relationships" xmlns:m="http://schemas.openxmlformats.org/officeDocument/2006/math" xmlns:v="urn:schemas-microsoft-com:vml" xmlns:wp14="http://schemas.microsoft.com/office/word/2010/wordprocessingDrawing" xmlns:wp="http://schemas.openxmlformats.org/drawingml/2006/wordprocessingDrawing" xmlns:w10="urn:schemas-microsoft-com:office:word" xmlns:w="http://schemas.openxmlformats.org/wordprocessingml/2006/main" xmlns:w14="http://schemas.microsoft.com/office/word/2010/wordml" xmlns:w15="http://schemas.microsoft.com/office/word/2012/wordml" xmlns:w16cei="http://schemas.microsoft.com/office/word/2026/wordml/cei" xmlns:w16cex="http://schemas.microsoft.com/office/word/2018/wordml/cex" xmlns:w16cid="http://schemas.microsoft.com/office/word/2016/wordml/cid" xmlns:w16="http://schemas.microsoft.com/office/word/2018/wordml" xmlns:w16du="http://schemas.microsoft.com/office/word/2023/wordml/word16du" xmlns:w16sdtdh="http://schemas.microsoft.com/office/word/2020/wordml/sdtdatahash" xmlns:w16sdtfl="http://schemas.microsoft.com/office/word/2024/wordml/sdtformatlock" xmlns:w16se="http://schemas.microsoft.com/office/word/2015/wordml/symex" xmlns:wpg="http://schemas.microsoft.com/office/word/2010/wordprocessingGroup" xmlns:wpi="http://schemas.microsoft.com/office/word/2010/wordprocessingInk" xmlns:wne="http://schemas.microsoft.com/office/word/2006/wordml" xmlns:wps="http://schemas.microsoft.com/office/word/2010/wordprocessingShape" mc:Ignorable="w14 w15 w16se w16cid w16 w16cex w16sdtdh w16sdtfl w16du wp14">
+<w:document xmlns:wpc="http://schemas.microsoft.com/office/word/2010/wordprocessingCanvas" xmlns:cx="http://schemas.microsoft.com/office/drawing/2014/chartex" xmlns:cx1="http://schemas.microsoft.com/office/drawing/2015/9/8/chartex" xmlns:cx2="http://schemas.microsoft.com/office/drawing/2015/10/21/chartex" xmlns:cx3="http://schemas.microsoft.com/office/drawing/2016/5/9/chartex" xmlns:cx4="http://schemas.microsoft.com/office/drawing/2016/5/10/chartex" xmlns:cx5="http://schemas.microsoft.com/office/drawing/2016/5/11/chartex" xmlns:cx6="http://schemas.microsoft.com/office/drawing/2016/5/12/chartex" xmlns:cx7="http://schemas.microsoft.com/office/drawing/2016/5/13/chartex" xmlns:cx8="http://schemas.microsoft.com/office/drawing/2016/5/14/chartex" xmlns:mc="http://schemas.openxmlformats.org/markup-compatibility/2006" xmlns:m="http://schemas.openxmlformats.org/officeDocument/2006/math" xmlns:aink="http://schemas.microsoft.com/office/drawing/2016/ink" xmlns:am3d="http://schemas.microsoft.com/office/drawing/2017/model3d" xmlns:oel="http://schemas.microsoft.com/office/2019/extlst" xmlns:r="http://schemas.openxmlformats.org/officeDocument/2006/relationships" xmlns:wp14="http://schemas.microsoft.com/office/word/2010/wordprocessingDrawing" xmlns:wp="http://schemas.openxmlformats.org/drawingml/2006/wordprocessingDrawing" xmlns:wpg="http://schemas.microsoft.com/office/word/2010/wordprocessingGroup" xmlns:wpi="http://schemas.microsoft.com/office/word/2010/wordprocessingInk" xmlns:wps="http://schemas.microsoft.com/office/word/2010/wordprocessingShape" xmlns:o="urn:schemas-microsoft-com:office:office" xmlns:v="urn:schemas-microsoft-com:vml" xmlns:w10="urn:schemas-microsoft-com:office:word" xmlns:w="http://schemas.openxmlformats.org/wordprocessingml/2006/main" xmlns:w14="http://schemas.microsoft.com/office/word/2010/wordml" xmlns:w15="http://schemas.microsoft.com/office/word/2012/wordml" xmlns:w16cex="http://schemas.microsoft.com/office/word/2018/wordml/cex" xmlns:w16cid="http://schemas.microsoft.com/office/word/2016/wordml/cid" xmlns:w16="http://schemas.microsoft.com/office/word/2018/wordml" xmlns:w16sdtdh="http://schemas.microsoft.com/office/word/2020/wordml/sdtdatahash" xmlns:w16sdtfl="http://schemas.microsoft.com/office/word/2024/wordml/sdtformatlock" xmlns:w16se="http://schemas.microsoft.com/office/word/2015/wordml/symex" xmlns:w16du="http://schemas.microsoft.com/office/word/2023/wordml/word16du" xmlns:wne="http://schemas.microsoft.com/office/word/2006/wordml" mc:Ignorable="w14 w15 w16se w16cid w16 w16cex w16sdtdh w16sdtfl w16du wp14">
   <w:body>
     <w:p>
       <w:pPr>
@@ -491,12 +491,6 @@
                 <w:color w:val="EE0000"/>
               </w:rPr>
             </w:pPr>
-            <w:r>
-              <w:rPr>
-                <w:color w:val="EE0000"/>
-              </w:rPr>
-              <w:t>$100</w:t>
-            </w:r>
           </w:p>
         </w:tc>
         <w:tc>
@@ -509,24 +503,6 @@
                 <w:color w:val="EE0000"/>
               </w:rPr>
             </w:pPr>
-            <w:r>
-              <w:rPr>
-                <w:color w:val="EE0000"/>
-              </w:rPr>
-              <w:t>300</w:t>
-            </w:r>
-            <w:r>
-              <w:rPr>
-                <w:color w:val="EE0000"/>
-              </w:rPr>
-              <w:t xml:space="preserve"> </w:t>
-            </w:r>
-            <w:r>
-              <w:rPr>
-                <w:color w:val="EE0000"/>
-              </w:rPr>
-              <w:t>(supply)</w:t>
-            </w:r>
           </w:p>
         </w:tc>
         <w:tc>
@@ -539,12 +515,6 @@
                 <w:color w:val="EE0000"/>
               </w:rPr>
             </w:pPr>
-            <w:r>
-              <w:rPr>
-                <w:color w:val="EE0000"/>
-              </w:rPr>
-              <w:t>$30,000</w:t>
-            </w:r>
           </w:p>
         </w:tc>
         <w:tc>
@@ -557,12 +527,6 @@
                 <w:color w:val="EE0000"/>
               </w:rPr>
             </w:pPr>
-            <w:r>
-              <w:rPr>
-                <w:color w:val="EE0000"/>
-              </w:rPr>
-              <w:t>0</w:t>
-            </w:r>
           </w:p>
         </w:tc>
         <w:tc>
@@ -575,12 +539,6 @@
                 <w:color w:val="EE0000"/>
               </w:rPr>
             </w:pPr>
-            <w:r>
-              <w:rPr>
-                <w:color w:val="EE0000"/>
-              </w:rPr>
-              <w:t>0</w:t>
-            </w:r>
           </w:p>
         </w:tc>
       </w:tr>
@@ -620,12 +578,6 @@
                 <w:color w:val="EE0000"/>
               </w:rPr>
             </w:pPr>
-            <w:r>
-              <w:rPr>
-                <w:color w:val="EE0000"/>
-              </w:rPr>
-              <w:t>260 (supply)</w:t>
-            </w:r>
           </w:p>
         </w:tc>
         <w:tc>
@@ -638,12 +590,6 @@
                 <w:color w:val="EE0000"/>
               </w:rPr>
             </w:pPr>
-            <w:r>
-              <w:rPr>
-                <w:color w:val="EE0000"/>
-              </w:rPr>
-              <w:t>$20,800</w:t>
-            </w:r>
           </w:p>
         </w:tc>
         <w:tc>
@@ -656,12 +602,6 @@
                 <w:color w:val="EE0000"/>
               </w:rPr>
             </w:pPr>
-            <w:r>
-              <w:rPr>
-                <w:color w:val="EE0000"/>
-              </w:rPr>
-              <w:t>0</w:t>
-            </w:r>
           </w:p>
         </w:tc>
         <w:tc>
@@ -674,19 +614,6 @@
                 <w:color w:val="EE0000"/>
               </w:rPr>
             </w:pPr>
-            <w:r>
-              <w:rPr>
-                <w:color w:val="EE0000"/>
-              </w:rPr>
-              <w:t>360 – 260 = 100</w:t>
-            </w:r>
-            <w:r>
-              <w:rPr>
-                <w:color w:val="EE0000"/>
-              </w:rPr>
-              <w:br/>
-              <w:t>M = 100</w:t>
-            </w:r>
           </w:p>
         </w:tc>
       </w:tr>
@@ -712,12 +639,6 @@
                 <w:color w:val="EE0000"/>
               </w:rPr>
             </w:pPr>
-            <w:r>
-              <w:rPr>
-                <w:color w:val="EE0000"/>
-              </w:rPr>
-              <w:t>1.25 x $80 = $100</w:t>
-            </w:r>
           </w:p>
         </w:tc>
         <w:tc>
@@ -730,12 +651,6 @@
                 <w:color w:val="EE0000"/>
               </w:rPr>
             </w:pPr>
-            <w:r>
-              <w:rPr>
-                <w:color w:val="EE0000"/>
-              </w:rPr>
-              <w:t>300 (supply)</w:t>
-            </w:r>
           </w:p>
         </w:tc>
         <w:tc>
@@ -748,12 +663,6 @@
                 <w:color w:val="EE0000"/>
               </w:rPr>
             </w:pPr>
-            <w:r>
-              <w:rPr>
-                <w:color w:val="EE0000"/>
-              </w:rPr>
-              <w:t>$30,100</w:t>
-            </w:r>
           </w:p>
         </w:tc>
         <w:tc>
@@ -766,12 +675,6 @@
                 <w:color w:val="EE0000"/>
               </w:rPr>
             </w:pPr>
-            <w:r>
-              <w:rPr>
-                <w:color w:val="EE0000"/>
-              </w:rPr>
-              <w:t>0</w:t>
-            </w:r>
           </w:p>
         </w:tc>
         <w:tc>
@@ -784,35 +687,13 @@
                 <w:color w:val="EE0000"/>
               </w:rPr>
             </w:pPr>
-            <w:r>
-              <w:rPr>
-                <w:color w:val="EE0000"/>
-              </w:rPr>
-              <w:t xml:space="preserve">300 = 300 </w:t>
-            </w:r>
-          </w:p>
-          <w:p>
-            <w:pPr>
-              <w:rPr>
-                <w:color w:val="EE0000"/>
-              </w:rPr>
-            </w:pPr>
-            <w:r>
-              <w:rPr>
-                <w:color w:val="EE0000"/>
-              </w:rPr>
-              <w:t xml:space="preserve">M = </w:t>
-            </w:r>
-            <w:r>
-              <w:rPr>
-                <w:color w:val="EE0000"/>
-              </w:rPr>
-              <w:t>0</w:t>
-            </w:r>
           </w:p>
         </w:tc>
       </w:tr>
       <w:tr>
+        <w:trPr>
+          <w:trHeight w:val="702"/>
+        </w:trPr>
         <w:tc>
           <w:tcPr>
             <w:tcW w:w="1676" w:type="dxa"/>
@@ -828,35 +709,7 @@
           <w:tcPr>
             <w:tcW w:w="1705" w:type="dxa"/>
           </w:tcPr>
-          <w:p>
-            <w:r>
-              <w:rPr>
-                <w:color w:val="EE0000"/>
-              </w:rPr>
-              <w:t>(600-3</w:t>
-            </w:r>
-            <w:proofErr w:type="gramStart"/>
-            <w:r>
-              <w:rPr>
-                <w:color w:val="EE0000"/>
-              </w:rPr>
-              <w:t>p)-(</w:t>
-            </w:r>
-            <w:proofErr w:type="gramEnd"/>
-            <w:r>
-              <w:rPr>
-                <w:color w:val="EE0000"/>
-              </w:rPr>
-              <w:t>100+2p) = 20</w:t>
-            </w:r>
-            <w:r>
-              <w:rPr>
-                <w:color w:val="EE0000"/>
-              </w:rPr>
-              <w:br/>
-              <w:t>96 = p</w:t>
-            </w:r>
-          </w:p>
+          <w:p/>
         </w:tc>
         <w:tc>
           <w:tcPr>
@@ -868,12 +721,6 @@
                 <w:color w:val="EE0000"/>
               </w:rPr>
             </w:pPr>
-            <w:r>
-              <w:rPr>
-                <w:color w:val="EE0000"/>
-              </w:rPr>
-              <w:t>292 (supply)</w:t>
-            </w:r>
           </w:p>
         </w:tc>
         <w:tc>
@@ -886,58 +733,19 @@
                 <w:color w:val="EE0000"/>
               </w:rPr>
             </w:pPr>
-            <w:r>
-              <w:rPr>
-                <w:color w:val="EE0000"/>
-              </w:rPr>
-              <w:t>$28,032</w:t>
-            </w:r>
           </w:p>
         </w:tc>
         <w:tc>
           <w:tcPr>
             <w:tcW w:w="1778" w:type="dxa"/>
           </w:tcPr>
-          <w:p>
-            <w:r>
-              <w:rPr>
-                <w:color w:val="EE0000"/>
-              </w:rPr>
-              <w:t>0</w:t>
-            </w:r>
-          </w:p>
+          <w:p/>
         </w:tc>
         <w:tc>
           <w:tcPr>
             <w:tcW w:w="2745" w:type="dxa"/>
           </w:tcPr>
-          <w:p>
-            <w:pPr>
-              <w:rPr>
-                <w:color w:val="EE0000"/>
-              </w:rPr>
-            </w:pPr>
-            <w:r>
-              <w:rPr>
-                <w:color w:val="EE0000"/>
-              </w:rPr>
-              <w:t>312 = 292</w:t>
-            </w:r>
-          </w:p>
-          <w:p>
-            <w:r>
-              <w:rPr>
-                <w:color w:val="EE0000"/>
-              </w:rPr>
-              <w:t xml:space="preserve">M = </w:t>
-            </w:r>
-            <w:r>
-              <w:rPr>
-                <w:color w:val="EE0000"/>
-              </w:rPr>
-              <w:t>20</w:t>
-            </w:r>
-          </w:p>
+          <w:p/>
         </w:tc>
       </w:tr>
       <w:tr>
@@ -955,27 +763,7 @@
           <w:tcPr>
             <w:tcW w:w="1705" w:type="dxa"/>
           </w:tcPr>
-          <w:p>
-            <w:pPr>
-              <w:rPr>
-                <w:color w:val="EE0000"/>
-              </w:rPr>
-            </w:pPr>
-            <w:r>
-              <w:rPr>
-                <w:color w:val="EE0000"/>
-              </w:rPr>
-              <w:t>(100+2p) – (600-3p) = 50</w:t>
-            </w:r>
-          </w:p>
-          <w:p>
-            <w:r>
-              <w:rPr>
-                <w:color w:val="EE0000"/>
-              </w:rPr>
-              <w:t xml:space="preserve">p = 110 </w:t>
-            </w:r>
-          </w:p>
+          <w:p/>
         </w:tc>
         <w:tc>
           <w:tcPr>
@@ -987,12 +775,6 @@
                 <w:color w:val="EE0000"/>
               </w:rPr>
             </w:pPr>
-            <w:r>
-              <w:rPr>
-                <w:color w:val="EE0000"/>
-              </w:rPr>
-              <w:t>320 (supply)</w:t>
-            </w:r>
           </w:p>
         </w:tc>
         <w:tc>
@@ -1005,12 +787,6 @@
                 <w:color w:val="EE0000"/>
               </w:rPr>
             </w:pPr>
-            <w:r>
-              <w:rPr>
-                <w:color w:val="EE0000"/>
-              </w:rPr>
-              <w:t>$35,200</w:t>
-            </w:r>
           </w:p>
         </w:tc>
         <w:tc>
@@ -1023,19 +799,6 @@
                 <w:color w:val="EE0000"/>
               </w:rPr>
             </w:pPr>
-            <w:r>
-              <w:rPr>
-                <w:color w:val="EE0000"/>
-              </w:rPr>
-              <w:t>$110 - $80 = $30</w:t>
-            </w:r>
-            <w:r>
-              <w:rPr>
-                <w:color w:val="EE0000"/>
-              </w:rPr>
-              <w:br/>
-              <w:t>$30 x 50 = $1500</w:t>
-            </w:r>
           </w:p>
         </w:tc>
         <w:tc>
@@ -1052,7 +815,7 @@
               <w:rPr>
                 <w:color w:val="EE0000"/>
               </w:rPr>
-              <w:t>X = 50</w:t>
+              <w:t xml:space="preserve"> </w:t>
             </w:r>
           </w:p>
         </w:tc>
@@ -1333,7 +1096,7 @@
               </wp:anchor>
             </w:drawing>
           </mc:Choice>
-          <mc:Fallback>
+          <mc:Fallback xmlns:w16cei="http://schemas.microsoft.com/office/word/2026/wordml/cei">
             <w:pict>
               <v:shapetype w14:anchorId="6643E675" id="_x0000_t202" coordsize="21600,21600" o:spt="202" path="m,l,21600r21600,l21600,xe">
                 <v:stroke joinstyle="miter"/>
@@ -3299,7 +3062,7 @@
 </file>
 
 <file path=word/numbering.xml><?xml version="1.0" encoding="utf-8"?>
-<w:numbering xmlns:wpc="http://schemas.microsoft.com/office/word/2010/wordprocessingCanvas" xmlns:cx="http://schemas.microsoft.com/office/drawing/2014/chartex" xmlns:cx1="http://schemas.microsoft.com/office/drawing/2015/9/8/chartex" xmlns:cx2="http://schemas.microsoft.com/office/drawing/2015/10/21/chartex" xmlns:cx3="http://schemas.microsoft.com/office/drawing/2016/5/9/chartex" xmlns:cx4="http://schemas.microsoft.com/office/drawing/2016/5/10/chartex" xmlns:cx5="http://schemas.microsoft.com/office/drawing/2016/5/11/chartex" xmlns:cx6="http://schemas.microsoft.com/office/drawing/2016/5/12/chartex" xmlns:cx7="http://schemas.microsoft.com/office/drawing/2016/5/13/chartex" xmlns:cx8="http://schemas.microsoft.com/office/drawing/2016/5/14/chartex" xmlns:mc="http://schemas.openxmlformats.org/markup-compatibility/2006" xmlns:aink="http://schemas.microsoft.com/office/drawing/2016/ink" xmlns:am3d="http://schemas.microsoft.com/office/drawing/2017/model3d" xmlns:o="urn:schemas-microsoft-com:office:office" xmlns:oel="http://schemas.microsoft.com/office/2019/extlst" xmlns:r="http://schemas.openxmlformats.org/officeDocument/2006/relationships" xmlns:m="http://schemas.openxmlformats.org/officeDocument/2006/math" xmlns:v="urn:schemas-microsoft-com:vml" xmlns:wp14="http://schemas.microsoft.com/office/word/2010/wordprocessingDrawing" xmlns:wp="http://schemas.openxmlformats.org/drawingml/2006/wordprocessingDrawing" xmlns:w10="urn:schemas-microsoft-com:office:word" xmlns:w="http://schemas.openxmlformats.org/wordprocessingml/2006/main" xmlns:w14="http://schemas.microsoft.com/office/word/2010/wordml" xmlns:w15="http://schemas.microsoft.com/office/word/2012/wordml" xmlns:w16cei="http://schemas.microsoft.com/office/word/2026/wordml/cei" xmlns:w16cex="http://schemas.microsoft.com/office/word/2018/wordml/cex" xmlns:w16cid="http://schemas.microsoft.com/office/word/2016/wordml/cid" xmlns:w16="http://schemas.microsoft.com/office/word/2018/wordml" xmlns:w16du="http://schemas.microsoft.com/office/word/2023/wordml/word16du" xmlns:w16sdtdh="http://schemas.microsoft.com/office/word/2020/wordml/sdtdatahash" xmlns:w16sdtfl="http://schemas.microsoft.com/office/word/2024/wordml/sdtformatlock" xmlns:w16se="http://schemas.microsoft.com/office/word/2015/wordml/symex" xmlns:wpg="http://schemas.microsoft.com/office/word/2010/wordprocessingGroup" xmlns:wpi="http://schemas.microsoft.com/office/word/2010/wordprocessingInk" xmlns:wne="http://schemas.microsoft.com/office/word/2006/wordml" xmlns:wps="http://schemas.microsoft.com/office/word/2010/wordprocessingShape" mc:Ignorable="w14 w15 w16se w16cid w16 w16cex w16sdtdh w16sdtfl w16du wp14">
+<w:numbering xmlns:wpc="http://schemas.microsoft.com/office/word/2010/wordprocessingCanvas" xmlns:cx="http://schemas.microsoft.com/office/drawing/2014/chartex" xmlns:cx1="http://schemas.microsoft.com/office/drawing/2015/9/8/chartex" xmlns:cx2="http://schemas.microsoft.com/office/drawing/2015/10/21/chartex" xmlns:cx3="http://schemas.microsoft.com/office/drawing/2016/5/9/chartex" xmlns:cx4="http://schemas.microsoft.com/office/drawing/2016/5/10/chartex" xmlns:cx5="http://schemas.microsoft.com/office/drawing/2016/5/11/chartex" xmlns:cx6="http://schemas.microsoft.com/office/drawing/2016/5/12/chartex" xmlns:cx7="http://schemas.microsoft.com/office/drawing/2016/5/13/chartex" xmlns:cx8="http://schemas.microsoft.com/office/drawing/2016/5/14/chartex" xmlns:mc="http://schemas.openxmlformats.org/markup-compatibility/2006" xmlns:m="http://schemas.openxmlformats.org/officeDocument/2006/math" xmlns:aink="http://schemas.microsoft.com/office/drawing/2016/ink" xmlns:am3d="http://schemas.microsoft.com/office/drawing/2017/model3d" xmlns:oel="http://schemas.microsoft.com/office/2019/extlst" xmlns:r="http://schemas.openxmlformats.org/officeDocument/2006/relationships" xmlns:wp14="http://schemas.microsoft.com/office/word/2010/wordprocessingDrawing" xmlns:wp="http://schemas.openxmlformats.org/drawingml/2006/wordprocessingDrawing" xmlns:wpg="http://schemas.microsoft.com/office/word/2010/wordprocessingGroup" xmlns:wpi="http://schemas.microsoft.com/office/word/2010/wordprocessingInk" xmlns:wps="http://schemas.microsoft.com/office/word/2010/wordprocessingShape" xmlns:o="urn:schemas-microsoft-com:office:office" xmlns:v="urn:schemas-microsoft-com:vml" xmlns:w10="urn:schemas-microsoft-com:office:word" xmlns:w="http://schemas.openxmlformats.org/wordprocessingml/2006/main" xmlns:w14="http://schemas.microsoft.com/office/word/2010/wordml" xmlns:w15="http://schemas.microsoft.com/office/word/2012/wordml" xmlns:w16cex="http://schemas.microsoft.com/office/word/2018/wordml/cex" xmlns:w16cid="http://schemas.microsoft.com/office/word/2016/wordml/cid" xmlns:w16="http://schemas.microsoft.com/office/word/2018/wordml" xmlns:w16sdtdh="http://schemas.microsoft.com/office/word/2020/wordml/sdtdatahash" xmlns:w16sdtfl="http://schemas.microsoft.com/office/word/2024/wordml/sdtformatlock" xmlns:w16se="http://schemas.microsoft.com/office/word/2015/wordml/symex" xmlns:w16du="http://schemas.microsoft.com/office/word/2023/wordml/word16du" xmlns:wne="http://schemas.microsoft.com/office/word/2006/wordml" mc:Ignorable="w14 w15 w16se w16cid w16 w16cex w16sdtdh w16sdtfl w16du wp14">
   <w:abstractNum w:abstractNumId="0" w15:restartNumberingAfterBreak="0">
     <w:nsid w:val="1DF87C87"/>
     <w:multiLevelType w:val="hybridMultilevel"/>
@@ -4424,7 +4187,7 @@
 </file>
 
 <file path=word/styles.xml><?xml version="1.0" encoding="utf-8"?>
-<w:styles xmlns:mc="http://schemas.openxmlformats.org/markup-compatibility/2006" xmlns:r="http://schemas.openxmlformats.org/officeDocument/2006/relationships" xmlns:w="http://schemas.openxmlformats.org/wordprocessingml/2006/main" xmlns:w14="http://schemas.microsoft.com/office/word/2010/wordml" xmlns:w15="http://schemas.microsoft.com/office/word/2012/wordml" xmlns:w16cex="http://schemas.microsoft.com/office/word/2018/wordml/cex" xmlns:w16cid="http://schemas.microsoft.com/office/word/2016/wordml/cid" xmlns:w16="http://schemas.microsoft.com/office/word/2018/wordml" xmlns:w16du="http://schemas.microsoft.com/office/word/2023/wordml/word16du" xmlns:w16sdtdh="http://schemas.microsoft.com/office/word/2020/wordml/sdtdatahash" xmlns:w16sdtfl="http://schemas.microsoft.com/office/word/2024/wordml/sdtformatlock" xmlns:w16se="http://schemas.microsoft.com/office/word/2015/wordml/symex" mc:Ignorable="w14 w15 w16se w16cid w16 w16cex w16sdtdh w16sdtfl w16du">
+<w:styles xmlns:mc="http://schemas.openxmlformats.org/markup-compatibility/2006" xmlns:r="http://schemas.openxmlformats.org/officeDocument/2006/relationships" xmlns:w="http://schemas.openxmlformats.org/wordprocessingml/2006/main" xmlns:w14="http://schemas.microsoft.com/office/word/2010/wordml" xmlns:w15="http://schemas.microsoft.com/office/word/2012/wordml" xmlns:w16cex="http://schemas.microsoft.com/office/word/2018/wordml/cex" xmlns:w16cid="http://schemas.microsoft.com/office/word/2016/wordml/cid" xmlns:w16="http://schemas.microsoft.com/office/word/2018/wordml" xmlns:w16sdtdh="http://schemas.microsoft.com/office/word/2020/wordml/sdtdatahash" xmlns:w16sdtfl="http://schemas.microsoft.com/office/word/2024/wordml/sdtformatlock" xmlns:w16se="http://schemas.microsoft.com/office/word/2015/wordml/symex" xmlns:w16du="http://schemas.microsoft.com/office/word/2023/wordml/word16du" mc:Ignorable="w14 w15 w16se w16cid w16 w16cex w16sdtdh w16sdtfl w16du">
   <w:docDefaults>
     <w:rPrDefault>
       <w:rPr>
